--- a/титульник.docx
+++ b/титульник.docx
@@ -1,6 +1,6 @@
 
 <file path=word/document.xml><?xml version="1.0" encoding="utf-8"?>
-<w:document xmlns:wpc="http://schemas.microsoft.com/office/word/2010/wordprocessingCanvas" xmlns:mc="http://schemas.openxmlformats.org/markup-compatibility/2006" xmlns:o="urn:schemas-microsoft-com:office:office" xmlns:r="http://schemas.openxmlformats.org/officeDocument/2006/relationships" xmlns:m="http://schemas.openxmlformats.org/officeDocument/2006/math" xmlns:v="urn:schemas-microsoft-com:vml" xmlns:wp14="http://schemas.microsoft.com/office/word/2010/wordprocessingDrawing" xmlns:wp="http://schemas.openxmlformats.org/drawingml/2006/wordprocessingDrawing" xmlns:w10="urn:schemas-microsoft-com:office:word" xmlns:w="http://schemas.openxmlformats.org/wordprocessingml/2006/main" xmlns:w14="http://schemas.microsoft.com/office/word/2010/wordml" xmlns:wpg="http://schemas.microsoft.com/office/word/2010/wordprocessingGroup" xmlns:wpi="http://schemas.microsoft.com/office/word/2010/wordprocessingInk" xmlns:wne="http://schemas.microsoft.com/office/word/2006/wordml" xmlns:wps="http://schemas.microsoft.com/office/word/2010/wordprocessingShape" mc:Ignorable="w14 wp14">
+<w:document xmlns:wpc="http://schemas.microsoft.com/office/word/2010/wordprocessingCanvas" xmlns:cx="http://schemas.microsoft.com/office/drawing/2014/chartex" xmlns:mc="http://schemas.openxmlformats.org/markup-compatibility/2006" xmlns:o="urn:schemas-microsoft-com:office:office" xmlns:r="http://schemas.openxmlformats.org/officeDocument/2006/relationships" xmlns:m="http://schemas.openxmlformats.org/officeDocument/2006/math" xmlns:v="urn:schemas-microsoft-com:vml" xmlns:wp14="http://schemas.microsoft.com/office/word/2010/wordprocessingDrawing" xmlns:wp="http://schemas.openxmlformats.org/drawingml/2006/wordprocessingDrawing" xmlns:w10="urn:schemas-microsoft-com:office:word" xmlns:w="http://schemas.openxmlformats.org/wordprocessingml/2006/main" xmlns:w14="http://schemas.microsoft.com/office/word/2010/wordml" xmlns:w15="http://schemas.microsoft.com/office/word/2012/wordml" xmlns:w16se="http://schemas.microsoft.com/office/word/2015/wordml/symex" xmlns:wpg="http://schemas.microsoft.com/office/word/2010/wordprocessingGroup" xmlns:wpi="http://schemas.microsoft.com/office/word/2010/wordprocessingInk" xmlns:wne="http://schemas.microsoft.com/office/word/2006/wordml" xmlns:wps="http://schemas.microsoft.com/office/word/2010/wordprocessingShape" mc:Ignorable="w14 w15 w16se wp14">
   <w:body>
     <w:p>
       <w:pPr>
@@ -2574,7 +2574,7 @@
           <w:b w:val="0"/>
           <w:i w:val="0"/>
         </w:rPr>
-        <w:t>Необходимо разработать с</w:t>
+        <w:t>Необходимо разработать клиент-серверную информационную систему, автоматизирующую</w:t>
       </w:r>
       <w:r>
         <w:rPr>
@@ -2582,7 +2582,7 @@
           <w:b w:val="0"/>
           <w:i w:val="0"/>
         </w:rPr>
-        <w:t>ерверную и клиентскую части подсистемы</w:t>
+        <w:t xml:space="preserve"> хранение, передачу, обработку и представление информации для учета животных. </w:t>
       </w:r>
       <w:r>
         <w:rPr>
@@ -2590,44 +2590,44 @@
           <w:b w:val="0"/>
           <w:i w:val="0"/>
         </w:rPr>
-        <w:t xml:space="preserve">, автоматизирующей хранение, передачу, обработку и представление информации для учета животных. Тип приложения </w:t>
-      </w:r>
-      <w:r>
+        <w:t>Клиентская часть должна быть реализована в виде веб-интерфейса.</w:t>
+      </w:r>
+    </w:p>
+    <w:p>
+      <w:pPr>
+        <w:pStyle w:val="2"/>
+        <w:spacing w:before="0" w:after="0" w:line="360" w:lineRule="auto"/>
+        <w:ind w:firstLine="709"/>
+        <w:jc w:val="both"/>
         <w:rPr>
           <w:rFonts w:ascii="Times New Roman" w:hAnsi="Times New Roman" w:cs="Times New Roman"/>
           <w:b w:val="0"/>
           <w:i w:val="0"/>
         </w:rPr>
-        <w:t xml:space="preserve">- </w:t>
-      </w:r>
+      </w:pPr>
       <w:r>
         <w:rPr>
           <w:rFonts w:ascii="Times New Roman" w:hAnsi="Times New Roman" w:cs="Times New Roman"/>
           <w:b w:val="0"/>
           <w:i w:val="0"/>
         </w:rPr>
-        <w:t>веб-приложение.</w:t>
-      </w:r>
-    </w:p>
-    <w:p>
-      <w:pPr>
-        <w:pStyle w:val="2"/>
-        <w:spacing w:before="0" w:after="0" w:line="360" w:lineRule="auto"/>
-        <w:ind w:firstLine="709"/>
-        <w:jc w:val="both"/>
+        <w:t>Подс</w:t>
+      </w:r>
+      <w:r>
         <w:rPr>
           <w:rFonts w:ascii="Times New Roman" w:hAnsi="Times New Roman" w:cs="Times New Roman"/>
           <w:b w:val="0"/>
           <w:i w:val="0"/>
         </w:rPr>
-      </w:pPr>
+        <w:t>истема должна хранить сведения о животных, вольерах, вете</w:t>
+      </w:r>
       <w:r>
         <w:rPr>
           <w:rFonts w:ascii="Times New Roman" w:hAnsi="Times New Roman" w:cs="Times New Roman"/>
           <w:b w:val="0"/>
           <w:i w:val="0"/>
         </w:rPr>
-        <w:t>Подс</w:t>
+        <w:t>ринарных записях, заявках на при</w:t>
       </w:r>
       <w:r>
         <w:rPr>
@@ -2635,25 +2635,7 @@
           <w:b w:val="0"/>
           <w:i w:val="0"/>
         </w:rPr>
-        <w:t xml:space="preserve">истема должна хранить сведения о животных, вольерах, ветеринарных записях, заявках на </w:t>
-      </w:r>
-      <w:proofErr w:type="spellStart"/>
-      <w:r>
-        <w:rPr>
-          <w:rFonts w:ascii="Times New Roman" w:hAnsi="Times New Roman" w:cs="Times New Roman"/>
-          <w:b w:val="0"/>
-          <w:i w:val="0"/>
-        </w:rPr>
-        <w:t>пристройство</w:t>
-      </w:r>
-      <w:proofErr w:type="spellEnd"/>
-      <w:r>
-        <w:rPr>
-          <w:rFonts w:ascii="Times New Roman" w:hAnsi="Times New Roman" w:cs="Times New Roman"/>
-          <w:b w:val="0"/>
-          <w:i w:val="0"/>
-        </w:rPr>
-        <w:t xml:space="preserve"> и пользователях с их ролями.</w:t>
+        <w:t>стройство и пользователях с их ролями.</w:t>
       </w:r>
     </w:p>
     <w:p>
@@ -2710,17 +2692,8 @@
           <w:sz w:val="28"/>
           <w:szCs w:val="28"/>
         </w:rPr>
-        <w:t xml:space="preserve">просмотр каталога животных, доступных к </w:t>
-      </w:r>
-      <w:proofErr w:type="spellStart"/>
-      <w:r>
-        <w:rPr>
-          <w:sz w:val="28"/>
-          <w:szCs w:val="28"/>
-        </w:rPr>
-        <w:t>пристройству</w:t>
-      </w:r>
-      <w:proofErr w:type="spellEnd"/>
+        <w:t>просмотр каталога животных, доступных к пристройству</w:t>
+      </w:r>
       <w:r>
         <w:rPr>
           <w:sz w:val="28"/>
@@ -2839,17 +2812,8 @@
           <w:sz w:val="28"/>
           <w:szCs w:val="28"/>
         </w:rPr>
-        <w:t xml:space="preserve">размещение животных по вольерам и учет их </w:t>
-      </w:r>
-      <w:proofErr w:type="spellStart"/>
-      <w:r>
-        <w:rPr>
-          <w:sz w:val="28"/>
-          <w:szCs w:val="28"/>
-        </w:rPr>
-        <w:t>заполненности</w:t>
-      </w:r>
-      <w:proofErr w:type="spellEnd"/>
+        <w:t>размещение животных по вольерам и учет их заполненности</w:t>
+      </w:r>
       <w:r>
         <w:rPr>
           <w:sz w:val="28"/>
@@ -2878,6 +2842,7 @@
           <w:sz w:val="28"/>
           <w:szCs w:val="28"/>
         </w:rPr>
+        <w:lastRenderedPageBreak/>
         <w:t>ведение ветеринарной истории животного</w:t>
       </w:r>
       <w:r>
@@ -2909,7 +2874,6 @@
           <w:sz w:val="28"/>
           <w:szCs w:val="28"/>
         </w:rPr>
-        <w:lastRenderedPageBreak/>
         <w:t>оформление передачи животного новому владельцу</w:t>
       </w:r>
       <w:r>
@@ -2949,7 +2913,6 @@
         </w:rPr>
         <w:t>*.</w:t>
       </w:r>
-      <w:proofErr w:type="spellStart"/>
       <w:r>
         <w:rPr>
           <w:sz w:val="28"/>
@@ -2958,7 +2921,6 @@
         </w:rPr>
         <w:t>xlsx</w:t>
       </w:r>
-      <w:proofErr w:type="spellEnd"/>
       <w:r>
         <w:rPr>
           <w:sz w:val="28"/>
@@ -2983,7 +2945,28 @@
           <w:sz w:val="28"/>
           <w:szCs w:val="28"/>
         </w:rPr>
-        <w:t>Доступ к этим функциям разграничивается по ролям</w:t>
+        <w:t>Доступ к этим функциям</w:t>
+      </w:r>
+      <w:r>
+        <w:rPr>
+          <w:sz w:val="28"/>
+          <w:szCs w:val="28"/>
+        </w:rPr>
+        <w:t xml:space="preserve"> </w:t>
+      </w:r>
+      <w:r>
+        <w:rPr>
+          <w:sz w:val="28"/>
+          <w:szCs w:val="28"/>
+        </w:rPr>
+        <w:t>должен разграничиваться</w:t>
+      </w:r>
+      <w:r>
+        <w:rPr>
+          <w:sz w:val="28"/>
+          <w:szCs w:val="28"/>
+        </w:rPr>
+        <w:t xml:space="preserve"> по ролям</w:t>
       </w:r>
       <w:r>
         <w:rPr>
@@ -3013,17 +2996,8 @@
           <w:sz w:val="28"/>
           <w:szCs w:val="28"/>
         </w:rPr>
-        <w:t xml:space="preserve">гость (неавторизированный пользователь) просматривает каталог животных, доступных к </w:t>
-      </w:r>
-      <w:proofErr w:type="spellStart"/>
-      <w:r>
-        <w:rPr>
-          <w:sz w:val="28"/>
-          <w:szCs w:val="28"/>
-        </w:rPr>
-        <w:t>пристройству</w:t>
-      </w:r>
-      <w:proofErr w:type="spellEnd"/>
+        <w:t>гость (неавторизированный пользователь) просматривает каталог животных, доступных к пристройству</w:t>
+      </w:r>
       <w:r>
         <w:rPr>
           <w:sz w:val="28"/>
@@ -3112,418 +3086,14 @@
           <w:sz w:val="28"/>
           <w:szCs w:val="28"/>
         </w:rPr>
-        <w:t>администратор управляет пользователями и формирует отчетностью.</w:t>
-      </w:r>
-    </w:p>
-    <w:p>
-      <w:pPr>
-        <w:pStyle w:val="a7"/>
-        <w:spacing w:line="360" w:lineRule="auto"/>
-        <w:ind w:left="0" w:firstLine="709"/>
-        <w:jc w:val="both"/>
-        <w:rPr>
-          <w:sz w:val="28"/>
-          <w:szCs w:val="28"/>
-        </w:rPr>
-      </w:pPr>
-      <w:r>
-        <w:rPr>
-          <w:sz w:val="28"/>
-          <w:szCs w:val="28"/>
-        </w:rPr>
-        <w:t xml:space="preserve">Интерфейс должен быть выполнен в едином </w:t>
-      </w:r>
-      <w:r>
-        <w:rPr>
-          <w:sz w:val="28"/>
-          <w:szCs w:val="28"/>
-        </w:rPr>
-        <w:t>стиле и быть интуитивно понятным</w:t>
-      </w:r>
-      <w:r>
-        <w:rPr>
-          <w:sz w:val="28"/>
-          <w:szCs w:val="28"/>
-        </w:rPr>
-        <w:t>.</w:t>
-      </w:r>
-      <w:r>
-        <w:rPr>
-          <w:sz w:val="28"/>
-          <w:szCs w:val="28"/>
-        </w:rPr>
-        <w:t xml:space="preserve"> Пароли пользователей должны храниться в виде </w:t>
-      </w:r>
-      <w:proofErr w:type="spellStart"/>
-      <w:r>
-        <w:rPr>
-          <w:sz w:val="28"/>
-          <w:szCs w:val="28"/>
-        </w:rPr>
-        <w:t>хэша</w:t>
-      </w:r>
-      <w:proofErr w:type="spellEnd"/>
-      <w:r>
-        <w:rPr>
-          <w:sz w:val="28"/>
-          <w:szCs w:val="28"/>
-        </w:rPr>
-        <w:t>, а доступ к страницам ограничиваться ролью. Приложение должно запускаться на сервере и подключаться к базе данных, после чего пользователь открывает адрес сайта в браузере и видит каталог животных, а для остальных функций входит в систему или регистрируется.</w:t>
-      </w:r>
-    </w:p>
-    <w:p>
-      <w:pPr>
-        <w:pStyle w:val="a7"/>
-        <w:spacing w:line="360" w:lineRule="auto"/>
-        <w:ind w:left="709"/>
-        <w:jc w:val="both"/>
-        <w:rPr>
-          <w:sz w:val="28"/>
-          <w:szCs w:val="28"/>
-        </w:rPr>
-      </w:pPr>
-    </w:p>
-    <w:p>
-      <w:pPr>
-        <w:jc w:val="both"/>
-      </w:pPr>
-    </w:p>
-    <w:p>
-      <w:pPr>
-        <w:pStyle w:val="2"/>
-        <w:spacing w:before="0" w:after="480" w:line="360" w:lineRule="auto"/>
-        <w:ind w:firstLine="709"/>
-        <w:jc w:val="both"/>
-        <w:rPr>
-          <w:rFonts w:ascii="Times New Roman" w:hAnsi="Times New Roman" w:cs="Times New Roman"/>
-          <w:i w:val="0"/>
-        </w:rPr>
-      </w:pPr>
-      <w:r>
-        <w:rPr>
-          <w:rFonts w:ascii="Times New Roman" w:hAnsi="Times New Roman" w:cs="Times New Roman"/>
-          <w:i w:val="0"/>
-        </w:rPr>
-        <w:t>1.3</w:t>
-      </w:r>
-      <w:r>
-        <w:rPr>
-          <w:rFonts w:ascii="Times New Roman" w:hAnsi="Times New Roman" w:cs="Times New Roman"/>
-          <w:i w:val="0"/>
-        </w:rPr>
-        <w:t xml:space="preserve"> </w:t>
-      </w:r>
-      <w:r>
-        <w:rPr>
-          <w:rFonts w:ascii="Times New Roman" w:hAnsi="Times New Roman" w:cs="Times New Roman"/>
-          <w:i w:val="0"/>
-        </w:rPr>
-        <w:t>Выбор состава программных и технических средств</w:t>
-      </w:r>
-    </w:p>
-    <w:p>
-      <w:pPr>
-        <w:pStyle w:val="a7"/>
-        <w:spacing w:line="360" w:lineRule="auto"/>
-        <w:ind w:left="0" w:firstLine="709"/>
-        <w:jc w:val="both"/>
-        <w:rPr>
-          <w:sz w:val="28"/>
-          <w:szCs w:val="28"/>
-        </w:rPr>
-      </w:pPr>
-      <w:r>
-        <w:rPr>
-          <w:sz w:val="28"/>
-          <w:szCs w:val="28"/>
-        </w:rPr>
-        <w:t>В качестве платформы р</w:t>
-      </w:r>
-      <w:r>
-        <w:rPr>
-          <w:sz w:val="28"/>
-          <w:szCs w:val="28"/>
-        </w:rPr>
-        <w:t xml:space="preserve">азработки веб-приложения </w:t>
-      </w:r>
-      <w:proofErr w:type="gramStart"/>
-      <w:r>
-        <w:rPr>
-          <w:sz w:val="28"/>
-          <w:szCs w:val="28"/>
-        </w:rPr>
-        <w:t>выбран</w:t>
-      </w:r>
-      <w:proofErr w:type="gramEnd"/>
-      <w:r>
-        <w:rPr>
-          <w:sz w:val="28"/>
-          <w:szCs w:val="28"/>
-        </w:rPr>
-        <w:t xml:space="preserve"> ASP.NET </w:t>
-      </w:r>
-      <w:proofErr w:type="spellStart"/>
-      <w:r>
-        <w:rPr>
-          <w:sz w:val="28"/>
-          <w:szCs w:val="28"/>
-        </w:rPr>
-        <w:t>Core</w:t>
-      </w:r>
-      <w:proofErr w:type="spellEnd"/>
-      <w:r>
-        <w:rPr>
-          <w:sz w:val="28"/>
-          <w:szCs w:val="28"/>
-        </w:rPr>
-        <w:t xml:space="preserve"> </w:t>
-      </w:r>
-      <w:proofErr w:type="spellStart"/>
-      <w:r>
-        <w:rPr>
-          <w:sz w:val="28"/>
-          <w:szCs w:val="28"/>
-        </w:rPr>
-        <w:t>Razor</w:t>
-      </w:r>
-      <w:proofErr w:type="spellEnd"/>
-      <w:r>
-        <w:rPr>
-          <w:sz w:val="28"/>
-          <w:szCs w:val="28"/>
-        </w:rPr>
-        <w:t xml:space="preserve"> </w:t>
-      </w:r>
-      <w:proofErr w:type="spellStart"/>
-      <w:r>
-        <w:rPr>
-          <w:sz w:val="28"/>
-          <w:szCs w:val="28"/>
-        </w:rPr>
-        <w:t>Pages</w:t>
-      </w:r>
-      <w:proofErr w:type="spellEnd"/>
-      <w:r>
-        <w:rPr>
-          <w:sz w:val="28"/>
-          <w:szCs w:val="28"/>
-        </w:rPr>
-        <w:t xml:space="preserve">. Данный подход обеспечивает тесную интеграцию клиентской и серверной частей: каждая страница объединяет разметку и обработчик на языке C#, что позволяет реализовывать логику приложения без привлечения отдельного клиентского </w:t>
-      </w:r>
-      <w:proofErr w:type="spellStart"/>
-      <w:r>
-        <w:rPr>
-          <w:sz w:val="28"/>
-          <w:szCs w:val="28"/>
-        </w:rPr>
-        <w:t>фреймворка</w:t>
-      </w:r>
-      <w:proofErr w:type="spellEnd"/>
-      <w:r>
-        <w:rPr>
-          <w:sz w:val="28"/>
-          <w:szCs w:val="28"/>
-        </w:rPr>
-        <w:t>.</w:t>
-      </w:r>
-    </w:p>
-    <w:p>
-      <w:pPr>
-        <w:pStyle w:val="a7"/>
-        <w:spacing w:line="360" w:lineRule="auto"/>
-        <w:ind w:left="0" w:firstLine="709"/>
-        <w:jc w:val="both"/>
-        <w:rPr>
-          <w:sz w:val="28"/>
-          <w:szCs w:val="28"/>
-        </w:rPr>
-      </w:pPr>
-      <w:r>
-        <w:rPr>
-          <w:sz w:val="28"/>
-          <w:szCs w:val="28"/>
-        </w:rPr>
-        <w:t xml:space="preserve">Для хранения данных </w:t>
-      </w:r>
-      <w:proofErr w:type="gramStart"/>
-      <w:r>
-        <w:rPr>
-          <w:sz w:val="28"/>
-          <w:szCs w:val="28"/>
-        </w:rPr>
-        <w:t>выбран</w:t>
-      </w:r>
-      <w:proofErr w:type="gramEnd"/>
-      <w:r>
-        <w:rPr>
-          <w:sz w:val="28"/>
-          <w:szCs w:val="28"/>
-        </w:rPr>
-        <w:t xml:space="preserve"> </w:t>
-      </w:r>
-      <w:proofErr w:type="spellStart"/>
-      <w:r>
-        <w:rPr>
-          <w:sz w:val="28"/>
-          <w:szCs w:val="28"/>
-        </w:rPr>
-        <w:t>Microsoft</w:t>
-      </w:r>
-      <w:proofErr w:type="spellEnd"/>
-      <w:r>
-        <w:rPr>
-          <w:sz w:val="28"/>
-          <w:szCs w:val="28"/>
-        </w:rPr>
-        <w:t xml:space="preserve"> SQL </w:t>
-      </w:r>
-      <w:proofErr w:type="spellStart"/>
-      <w:r>
-        <w:rPr>
-          <w:sz w:val="28"/>
-          <w:szCs w:val="28"/>
-        </w:rPr>
-        <w:t>Server</w:t>
-      </w:r>
-      <w:proofErr w:type="spellEnd"/>
-      <w:r>
-        <w:rPr>
-          <w:sz w:val="28"/>
-          <w:szCs w:val="28"/>
-        </w:rPr>
-        <w:t>. Данные приюта имеют сложную структуру связей, поэтому требуется реляционная СУБД с поддержкой целостности.</w:t>
-      </w:r>
-    </w:p>
-    <w:p>
-      <w:pPr>
-        <w:pStyle w:val="a7"/>
-        <w:spacing w:line="360" w:lineRule="auto"/>
-        <w:ind w:left="0" w:firstLine="709"/>
-        <w:jc w:val="both"/>
-        <w:rPr>
-          <w:sz w:val="28"/>
-          <w:szCs w:val="28"/>
-        </w:rPr>
-      </w:pPr>
-      <w:r>
-        <w:rPr>
-          <w:sz w:val="28"/>
-          <w:szCs w:val="28"/>
-        </w:rPr>
-        <w:lastRenderedPageBreak/>
-        <w:t xml:space="preserve">В качестве </w:t>
-      </w:r>
-      <w:r>
-        <w:rPr>
-          <w:sz w:val="28"/>
-          <w:szCs w:val="28"/>
-        </w:rPr>
-        <w:t xml:space="preserve">среды разработки </w:t>
-      </w:r>
-      <w:proofErr w:type="gramStart"/>
-      <w:r>
-        <w:rPr>
-          <w:sz w:val="28"/>
-          <w:szCs w:val="28"/>
-        </w:rPr>
-        <w:t>выбрана</w:t>
-      </w:r>
-      <w:proofErr w:type="gramEnd"/>
-      <w:r>
-        <w:rPr>
-          <w:sz w:val="28"/>
-          <w:szCs w:val="28"/>
-        </w:rPr>
-        <w:t xml:space="preserve"> </w:t>
-      </w:r>
-      <w:proofErr w:type="spellStart"/>
-      <w:r>
-        <w:rPr>
-          <w:sz w:val="28"/>
-          <w:szCs w:val="28"/>
-        </w:rPr>
-        <w:t>Visual</w:t>
-      </w:r>
-      <w:proofErr w:type="spellEnd"/>
-      <w:r>
-        <w:rPr>
-          <w:sz w:val="28"/>
-          <w:szCs w:val="28"/>
-        </w:rPr>
-        <w:t xml:space="preserve"> </w:t>
-      </w:r>
-      <w:proofErr w:type="spellStart"/>
-      <w:r>
-        <w:rPr>
-          <w:sz w:val="28"/>
-          <w:szCs w:val="28"/>
-        </w:rPr>
-        <w:t>Studio</w:t>
-      </w:r>
-      <w:proofErr w:type="spellEnd"/>
-      <w:r>
-        <w:rPr>
-          <w:sz w:val="28"/>
-          <w:szCs w:val="28"/>
-        </w:rPr>
-        <w:t xml:space="preserve"> 2026. Среда позволяет осуществлять написание кода, запуск и отладку приложения, а также работу с системой контроля верси</w:t>
-      </w:r>
-      <w:r>
-        <w:rPr>
-          <w:sz w:val="28"/>
-          <w:szCs w:val="28"/>
-        </w:rPr>
-        <w:t xml:space="preserve">й </w:t>
-      </w:r>
-      <w:proofErr w:type="spellStart"/>
-      <w:r>
-        <w:rPr>
-          <w:sz w:val="28"/>
-          <w:szCs w:val="28"/>
-        </w:rPr>
-        <w:t>Git</w:t>
-      </w:r>
-      <w:proofErr w:type="spellEnd"/>
-      <w:r>
-        <w:rPr>
-          <w:sz w:val="28"/>
-          <w:szCs w:val="28"/>
-        </w:rPr>
-        <w:t xml:space="preserve"> в едином интерфейсе</w:t>
-      </w:r>
-      <w:r>
-        <w:rPr>
-          <w:sz w:val="28"/>
-          <w:szCs w:val="28"/>
-        </w:rPr>
-        <w:t>.</w:t>
-      </w:r>
-    </w:p>
-    <w:p>
-      <w:pPr>
-        <w:pStyle w:val="a7"/>
-        <w:spacing w:line="360" w:lineRule="auto"/>
-        <w:ind w:left="0" w:firstLine="709"/>
-        <w:jc w:val="both"/>
-        <w:rPr>
-          <w:sz w:val="28"/>
-          <w:szCs w:val="28"/>
-          <w:lang w:val="en-US"/>
-        </w:rPr>
-      </w:pPr>
-      <w:r>
-        <w:rPr>
-          <w:sz w:val="28"/>
-          <w:szCs w:val="28"/>
-        </w:rPr>
-        <w:t>Для работы серверной части необходимы</w:t>
-      </w:r>
-      <w:r>
-        <w:rPr>
-          <w:sz w:val="28"/>
-          <w:szCs w:val="28"/>
-        </w:rPr>
-        <w:t>:</w:t>
+        <w:t>ветеринар ведет ветеринарные записи о животных</w:t>
+      </w:r>
+      <w:r>
+        <w:rPr>
+          <w:sz w:val="28"/>
+          <w:szCs w:val="28"/>
+        </w:rPr>
+        <w:t>;</w:t>
       </w:r>
     </w:p>
     <w:p>
@@ -3545,31 +3115,221 @@
         <w:rPr>
           <w:sz w:val="28"/>
           <w:szCs w:val="28"/>
-          <w:lang w:val="en-US"/>
-        </w:rPr>
-        <w:t>Windows</w:t>
-      </w:r>
-      <w:r>
-        <w:rPr>
-          <w:sz w:val="28"/>
-          <w:szCs w:val="28"/>
-        </w:rPr>
-        <w:t xml:space="preserve"> 10 </w:t>
-      </w:r>
-      <w:r>
-        <w:rPr>
-          <w:sz w:val="28"/>
-          <w:szCs w:val="28"/>
-        </w:rPr>
-        <w:t>или выше</w:t>
-      </w:r>
-      <w:r>
-        <w:rPr>
-          <w:sz w:val="28"/>
-          <w:szCs w:val="28"/>
-          <w:lang w:val="en-US"/>
-        </w:rPr>
-        <w:t>;</w:t>
+        </w:rPr>
+        <w:t>администратор управляет пользо</w:t>
+      </w:r>
+      <w:r>
+        <w:rPr>
+          <w:sz w:val="28"/>
+          <w:szCs w:val="28"/>
+        </w:rPr>
+        <w:t>вателями и формирует отчетность</w:t>
+      </w:r>
+      <w:r>
+        <w:rPr>
+          <w:sz w:val="28"/>
+          <w:szCs w:val="28"/>
+        </w:rPr>
+        <w:t>.</w:t>
+      </w:r>
+      <w:bookmarkStart w:id="1" w:name="_GoBack"/>
+      <w:bookmarkEnd w:id="1"/>
+    </w:p>
+    <w:p>
+      <w:pPr>
+        <w:pStyle w:val="a7"/>
+        <w:spacing w:line="360" w:lineRule="auto"/>
+        <w:ind w:left="0" w:firstLine="709"/>
+        <w:jc w:val="both"/>
+        <w:rPr>
+          <w:sz w:val="28"/>
+          <w:szCs w:val="28"/>
+        </w:rPr>
+      </w:pPr>
+      <w:r>
+        <w:rPr>
+          <w:sz w:val="28"/>
+          <w:szCs w:val="28"/>
+        </w:rPr>
+        <w:t xml:space="preserve">Интерфейс должен быть выполнен в едином </w:t>
+      </w:r>
+      <w:r>
+        <w:rPr>
+          <w:sz w:val="28"/>
+          <w:szCs w:val="28"/>
+        </w:rPr>
+        <w:t>стиле и быть интуитивно понятным</w:t>
+      </w:r>
+      <w:r>
+        <w:rPr>
+          <w:sz w:val="28"/>
+          <w:szCs w:val="28"/>
+        </w:rPr>
+        <w:t>.</w:t>
+      </w:r>
+    </w:p>
+    <w:p>
+      <w:pPr>
+        <w:jc w:val="both"/>
+      </w:pPr>
+    </w:p>
+    <w:p>
+      <w:pPr>
+        <w:pStyle w:val="2"/>
+        <w:spacing w:before="0" w:after="480" w:line="360" w:lineRule="auto"/>
+        <w:ind w:firstLine="709"/>
+        <w:jc w:val="both"/>
+        <w:rPr>
+          <w:rFonts w:ascii="Times New Roman" w:hAnsi="Times New Roman" w:cs="Times New Roman"/>
+          <w:i w:val="0"/>
+        </w:rPr>
+      </w:pPr>
+      <w:r>
+        <w:rPr>
+          <w:rFonts w:ascii="Times New Roman" w:hAnsi="Times New Roman" w:cs="Times New Roman"/>
+          <w:i w:val="0"/>
+        </w:rPr>
+        <w:t>1.3</w:t>
+      </w:r>
+      <w:r>
+        <w:rPr>
+          <w:rFonts w:ascii="Times New Roman" w:hAnsi="Times New Roman" w:cs="Times New Roman"/>
+          <w:i w:val="0"/>
+        </w:rPr>
+        <w:t xml:space="preserve"> </w:t>
+      </w:r>
+      <w:r>
+        <w:rPr>
+          <w:rFonts w:ascii="Times New Roman" w:hAnsi="Times New Roman" w:cs="Times New Roman"/>
+          <w:i w:val="0"/>
+        </w:rPr>
+        <w:t>Выбор состава программных и технических средств</w:t>
+      </w:r>
+    </w:p>
+    <w:p>
+      <w:pPr>
+        <w:pStyle w:val="a7"/>
+        <w:spacing w:line="360" w:lineRule="auto"/>
+        <w:ind w:left="0" w:firstLine="709"/>
+        <w:jc w:val="both"/>
+        <w:rPr>
+          <w:sz w:val="28"/>
+          <w:szCs w:val="28"/>
+        </w:rPr>
+      </w:pPr>
+      <w:r>
+        <w:rPr>
+          <w:sz w:val="28"/>
+          <w:szCs w:val="28"/>
+        </w:rPr>
+        <w:t>В качестве платформы р</w:t>
+      </w:r>
+      <w:r>
+        <w:rPr>
+          <w:sz w:val="28"/>
+          <w:szCs w:val="28"/>
+        </w:rPr>
+        <w:t>азработки веб-приложения выбран</w:t>
+      </w:r>
+      <w:r>
+        <w:rPr>
+          <w:sz w:val="28"/>
+          <w:szCs w:val="28"/>
+        </w:rPr>
+        <w:t xml:space="preserve"> ASP.NET Core Razor Pages. Данный подход обеспечивает тесную интеграцию клиентской и серверной частей: каждая страница объединяет разметку и обработчик на языке C#, что позволяет реализовывать логику приложения без привлечения отдельного клиентского фреймворка.</w:t>
+      </w:r>
+    </w:p>
+    <w:p>
+      <w:pPr>
+        <w:pStyle w:val="a7"/>
+        <w:spacing w:line="360" w:lineRule="auto"/>
+        <w:ind w:left="0" w:firstLine="709"/>
+        <w:jc w:val="both"/>
+        <w:rPr>
+          <w:sz w:val="28"/>
+          <w:szCs w:val="28"/>
+        </w:rPr>
+      </w:pPr>
+      <w:r>
+        <w:rPr>
+          <w:sz w:val="28"/>
+          <w:szCs w:val="28"/>
+        </w:rPr>
+        <w:t>Для хранения данных выбран Microsoft SQL Server. Данные приюта имеют сложную структуру связей, поэтому требуется реляционная СУБД с поддержкой целостности.</w:t>
+      </w:r>
+    </w:p>
+    <w:p>
+      <w:pPr>
+        <w:pStyle w:val="a7"/>
+        <w:spacing w:line="360" w:lineRule="auto"/>
+        <w:ind w:left="0" w:firstLine="709"/>
+        <w:jc w:val="both"/>
+        <w:rPr>
+          <w:sz w:val="28"/>
+          <w:szCs w:val="28"/>
+        </w:rPr>
+      </w:pPr>
+      <w:r>
+        <w:rPr>
+          <w:sz w:val="28"/>
+          <w:szCs w:val="28"/>
+        </w:rPr>
+        <w:t xml:space="preserve">В качестве </w:t>
+      </w:r>
+      <w:r>
+        <w:rPr>
+          <w:sz w:val="28"/>
+          <w:szCs w:val="28"/>
+        </w:rPr>
+        <w:t>среды разработки выбрана</w:t>
+      </w:r>
+      <w:r>
+        <w:rPr>
+          <w:sz w:val="28"/>
+          <w:szCs w:val="28"/>
+        </w:rPr>
+        <w:t xml:space="preserve"> Visual Studio 2026. Среда позволяет осуществлять написание кода, запуск и отладку приложения, а также работу с системой контроля верси</w:t>
+      </w:r>
+      <w:r>
+        <w:rPr>
+          <w:sz w:val="28"/>
+          <w:szCs w:val="28"/>
+        </w:rPr>
+        <w:t>й Git в едином интерфейсе</w:t>
+      </w:r>
+      <w:r>
+        <w:rPr>
+          <w:sz w:val="28"/>
+          <w:szCs w:val="28"/>
+        </w:rPr>
+        <w:t>.</w:t>
+      </w:r>
+    </w:p>
+    <w:p>
+      <w:pPr>
+        <w:pStyle w:val="a7"/>
+        <w:spacing w:line="360" w:lineRule="auto"/>
+        <w:ind w:left="0" w:firstLine="709"/>
+        <w:jc w:val="both"/>
+        <w:rPr>
+          <w:sz w:val="28"/>
+          <w:szCs w:val="28"/>
+        </w:rPr>
+      </w:pPr>
+      <w:r>
+        <w:rPr>
+          <w:sz w:val="28"/>
+          <w:szCs w:val="28"/>
+        </w:rPr>
+        <w:lastRenderedPageBreak/>
+        <w:t>Для работы серверной части необходимы</w:t>
+      </w:r>
+      <w:r>
+        <w:rPr>
+          <w:sz w:val="28"/>
+          <w:szCs w:val="28"/>
+        </w:rPr>
+        <w:t>:</w:t>
       </w:r>
     </w:p>
     <w:p>
@@ -3593,59 +3353,21 @@
           <w:szCs w:val="28"/>
           <w:lang w:val="en-US"/>
         </w:rPr>
-        <w:t>ASP</w:t>
-      </w:r>
-      <w:r>
-        <w:rPr>
-          <w:sz w:val="28"/>
-          <w:szCs w:val="28"/>
-        </w:rPr>
-        <w:t>.</w:t>
-      </w:r>
-      <w:r>
-        <w:rPr>
-          <w:sz w:val="28"/>
-          <w:szCs w:val="28"/>
-          <w:lang w:val="en-US"/>
-        </w:rPr>
-        <w:t>NET</w:t>
-      </w:r>
-      <w:r>
-        <w:rPr>
-          <w:sz w:val="28"/>
-          <w:szCs w:val="28"/>
-        </w:rPr>
-        <w:t xml:space="preserve"> </w:t>
-      </w:r>
-      <w:r>
-        <w:rPr>
-          <w:sz w:val="28"/>
-          <w:szCs w:val="28"/>
-          <w:lang w:val="en-US"/>
-        </w:rPr>
-        <w:t>Core</w:t>
-      </w:r>
-      <w:r>
-        <w:rPr>
-          <w:sz w:val="28"/>
-          <w:szCs w:val="28"/>
-        </w:rPr>
-        <w:t xml:space="preserve"> (.</w:t>
-      </w:r>
-      <w:r>
-        <w:rPr>
-          <w:sz w:val="28"/>
-          <w:szCs w:val="28"/>
-          <w:lang w:val="en-US"/>
-        </w:rPr>
-        <w:t>NET</w:t>
-      </w:r>
-      <w:r>
-        <w:rPr>
-          <w:sz w:val="28"/>
-          <w:szCs w:val="28"/>
-        </w:rPr>
-        <w:t xml:space="preserve"> 10)</w:t>
+        <w:t>Windows</w:t>
+      </w:r>
+      <w:r>
+        <w:rPr>
+          <w:sz w:val="28"/>
+          <w:szCs w:val="28"/>
+        </w:rPr>
+        <w:t xml:space="preserve"> 10 </w:t>
+      </w:r>
+      <w:r>
+        <w:rPr>
+          <w:sz w:val="28"/>
+          <w:szCs w:val="28"/>
+        </w:rPr>
+        <w:t>или выше</w:t>
       </w:r>
       <w:r>
         <w:rPr>
@@ -3677,7 +3399,22 @@
           <w:szCs w:val="28"/>
           <w:lang w:val="en-US"/>
         </w:rPr>
-        <w:t>Microsoft</w:t>
+        <w:t>ASP</w:t>
+      </w:r>
+      <w:r>
+        <w:rPr>
+          <w:sz w:val="28"/>
+          <w:szCs w:val="28"/>
+        </w:rPr>
+        <w:t>.</w:t>
+      </w:r>
+      <w:r>
+        <w:rPr>
+          <w:sz w:val="28"/>
+          <w:szCs w:val="28"/>
+          <w:lang w:val="en-US"/>
+        </w:rPr>
+        <w:t>NET</w:t>
       </w:r>
       <w:r>
         <w:rPr>
@@ -3692,14 +3429,14 @@
           <w:szCs w:val="28"/>
           <w:lang w:val="en-US"/>
         </w:rPr>
-        <w:t>SQL</w:t>
-      </w:r>
-      <w:r>
-        <w:rPr>
-          <w:sz w:val="28"/>
-          <w:szCs w:val="28"/>
-        </w:rPr>
-        <w:t xml:space="preserve"> </w:t>
+        <w:t>Core</w:t>
+      </w:r>
+      <w:r>
+        <w:rPr>
+          <w:sz w:val="28"/>
+          <w:szCs w:val="28"/>
+        </w:rPr>
+        <w:t xml:space="preserve"> (.</w:t>
       </w:r>
       <w:r>
         <w:rPr>
@@ -3707,21 +3444,22 @@
           <w:szCs w:val="28"/>
           <w:lang w:val="en-US"/>
         </w:rPr>
-        <w:t>Server</w:t>
-      </w:r>
-      <w:r>
-        <w:rPr>
-          <w:sz w:val="28"/>
-          <w:szCs w:val="28"/>
+        <w:t>NET</w:t>
+      </w:r>
+      <w:r>
+        <w:rPr>
+          <w:sz w:val="28"/>
+          <w:szCs w:val="28"/>
+        </w:rPr>
+        <w:t xml:space="preserve"> 10)</w:t>
+      </w:r>
+      <w:r>
+        <w:rPr>
+          <w:sz w:val="28"/>
+          <w:szCs w:val="28"/>
+          <w:lang w:val="en-US"/>
         </w:rPr>
         <w:t>;</w:t>
-      </w:r>
-      <w:r>
-        <w:rPr>
-          <w:sz w:val="28"/>
-          <w:szCs w:val="28"/>
-        </w:rPr>
-        <w:t xml:space="preserve"> </w:t>
       </w:r>
     </w:p>
     <w:p>
@@ -3743,8 +3481,39 @@
         <w:rPr>
           <w:sz w:val="28"/>
           <w:szCs w:val="28"/>
-        </w:rPr>
-        <w:t>процессор не менее 2 ядер</w:t>
+          <w:lang w:val="en-US"/>
+        </w:rPr>
+        <w:t>Microsoft</w:t>
+      </w:r>
+      <w:r>
+        <w:rPr>
+          <w:sz w:val="28"/>
+          <w:szCs w:val="28"/>
+        </w:rPr>
+        <w:t xml:space="preserve"> </w:t>
+      </w:r>
+      <w:r>
+        <w:rPr>
+          <w:sz w:val="28"/>
+          <w:szCs w:val="28"/>
+          <w:lang w:val="en-US"/>
+        </w:rPr>
+        <w:t>SQL</w:t>
+      </w:r>
+      <w:r>
+        <w:rPr>
+          <w:sz w:val="28"/>
+          <w:szCs w:val="28"/>
+        </w:rPr>
+        <w:t xml:space="preserve"> </w:t>
+      </w:r>
+      <w:r>
+        <w:rPr>
+          <w:sz w:val="28"/>
+          <w:szCs w:val="28"/>
+          <w:lang w:val="en-US"/>
+        </w:rPr>
+        <w:t>Server</w:t>
       </w:r>
       <w:r>
         <w:rPr>
@@ -3781,7 +3550,14 @@
           <w:sz w:val="28"/>
           <w:szCs w:val="28"/>
         </w:rPr>
-        <w:t>оперативная память не менее 4 ГБ</w:t>
+        <w:t>процессор не менее двух</w:t>
+      </w:r>
+      <w:r>
+        <w:rPr>
+          <w:sz w:val="28"/>
+          <w:szCs w:val="28"/>
+        </w:rPr>
+        <w:t xml:space="preserve"> ядер</w:t>
       </w:r>
       <w:r>
         <w:rPr>
@@ -3789,6 +3565,13 @@
           <w:szCs w:val="28"/>
         </w:rPr>
         <w:t>;</w:t>
+      </w:r>
+      <w:r>
+        <w:rPr>
+          <w:sz w:val="28"/>
+          <w:szCs w:val="28"/>
+        </w:rPr>
+        <w:t xml:space="preserve"> </w:t>
       </w:r>
     </w:p>
     <w:p>
@@ -3806,54 +3589,19 @@
           <w:szCs w:val="28"/>
         </w:rPr>
       </w:pPr>
-      <w:proofErr w:type="gramStart"/>
-      <w:r>
-        <w:rPr>
-          <w:sz w:val="28"/>
-          <w:szCs w:val="28"/>
-          <w:lang w:val="en-US"/>
-        </w:rPr>
-        <w:t>c</w:t>
-      </w:r>
-      <w:proofErr w:type="spellStart"/>
-      <w:r>
-        <w:rPr>
-          <w:sz w:val="28"/>
-          <w:szCs w:val="28"/>
-        </w:rPr>
-        <w:t>вободное</w:t>
-      </w:r>
-      <w:proofErr w:type="spellEnd"/>
-      <w:proofErr w:type="gramEnd"/>
-      <w:r>
-        <w:rPr>
-          <w:sz w:val="28"/>
-          <w:szCs w:val="28"/>
-        </w:rPr>
-        <w:t xml:space="preserve"> место на диске не менее 10 ГБ.</w:t>
-      </w:r>
-    </w:p>
-    <w:p>
-      <w:pPr>
-        <w:spacing w:line="360" w:lineRule="auto"/>
-        <w:ind w:firstLine="709"/>
-        <w:jc w:val="both"/>
-        <w:rPr>
-          <w:sz w:val="28"/>
-          <w:lang w:val="en-US"/>
-        </w:rPr>
-      </w:pPr>
-      <w:r>
-        <w:rPr>
-          <w:sz w:val="28"/>
-        </w:rPr>
-        <w:t>Для работы клиентской части</w:t>
-      </w:r>
-      <w:r>
-        <w:rPr>
-          <w:sz w:val="28"/>
-        </w:rPr>
-        <w:t>:</w:t>
+      <w:r>
+        <w:rPr>
+          <w:sz w:val="28"/>
+          <w:szCs w:val="28"/>
+        </w:rPr>
+        <w:t>оперативная память не менее 4 ГБ</w:t>
+      </w:r>
+      <w:r>
+        <w:rPr>
+          <w:sz w:val="28"/>
+          <w:szCs w:val="28"/>
+        </w:rPr>
+        <w:t>;</w:t>
       </w:r>
     </w:p>
     <w:p>
@@ -3868,28 +3616,47 @@
         <w:jc w:val="both"/>
         <w:rPr>
           <w:sz w:val="28"/>
-        </w:rPr>
-      </w:pPr>
-      <w:r>
-        <w:rPr>
-          <w:sz w:val="28"/>
-        </w:rPr>
-        <w:t>компьютер</w:t>
-      </w:r>
-      <w:r>
-        <w:rPr>
-          <w:sz w:val="28"/>
-        </w:rPr>
-        <w:t xml:space="preserve"> с постоянным интернет подключением</w:t>
-      </w:r>
-      <w:r>
-        <w:rPr>
-          <w:sz w:val="28"/>
-        </w:rPr>
-        <w:t>;</w:t>
-      </w:r>
-      <w:bookmarkStart w:id="1" w:name="_GoBack"/>
-      <w:bookmarkEnd w:id="1"/>
+          <w:szCs w:val="28"/>
+        </w:rPr>
+      </w:pPr>
+      <w:r>
+        <w:rPr>
+          <w:sz w:val="28"/>
+          <w:szCs w:val="28"/>
+          <w:lang w:val="en-US"/>
+        </w:rPr>
+        <w:t>c</w:t>
+      </w:r>
+      <w:r>
+        <w:rPr>
+          <w:sz w:val="28"/>
+          <w:szCs w:val="28"/>
+        </w:rPr>
+        <w:t>вободное место на диске не менее 10 ГБ.</w:t>
+      </w:r>
+    </w:p>
+    <w:p>
+      <w:pPr>
+        <w:spacing w:line="360" w:lineRule="auto"/>
+        <w:ind w:firstLine="709"/>
+        <w:jc w:val="both"/>
+        <w:rPr>
+          <w:sz w:val="28"/>
+          <w:lang w:val="en-US"/>
+        </w:rPr>
+      </w:pPr>
+      <w:r>
+        <w:rPr>
+          <w:sz w:val="28"/>
+        </w:rPr>
+        <w:t>Для работы клиентской части</w:t>
+      </w:r>
+      <w:r>
+        <w:rPr>
+          <w:sz w:val="28"/>
+        </w:rPr>
+        <w:t>:</w:t>
+      </w:r>
     </w:p>
     <w:p>
       <w:pPr>
@@ -3902,6 +3669,39 @@
         <w:ind w:left="0" w:firstLine="709"/>
         <w:jc w:val="both"/>
         <w:rPr>
+          <w:sz w:val="28"/>
+        </w:rPr>
+      </w:pPr>
+      <w:r>
+        <w:rPr>
+          <w:sz w:val="28"/>
+        </w:rPr>
+        <w:t>компьютер</w:t>
+      </w:r>
+      <w:r>
+        <w:rPr>
+          <w:sz w:val="28"/>
+        </w:rPr>
+        <w:t xml:space="preserve"> с постоянным интернет подключением</w:t>
+      </w:r>
+      <w:r>
+        <w:rPr>
+          <w:sz w:val="28"/>
+        </w:rPr>
+        <w:t>;</w:t>
+      </w:r>
+    </w:p>
+    <w:p>
+      <w:pPr>
+        <w:pStyle w:val="a7"/>
+        <w:numPr>
+          <w:ilvl w:val="0"/>
+          <w:numId w:val="4"/>
+        </w:numPr>
+        <w:spacing w:line="360" w:lineRule="auto"/>
+        <w:ind w:left="0" w:firstLine="709"/>
+        <w:jc w:val="both"/>
+        <w:rPr>
           <w:rFonts w:eastAsiaTheme="majorEastAsia"/>
           <w:b/>
           <w:bCs/>
@@ -3922,6 +3722,56 @@
         </w:rPr>
         <w:t>;</w:t>
       </w:r>
+    </w:p>
+    <w:p>
+      <w:pPr>
+        <w:pStyle w:val="a7"/>
+        <w:numPr>
+          <w:ilvl w:val="0"/>
+          <w:numId w:val="4"/>
+        </w:numPr>
+        <w:spacing w:line="360" w:lineRule="auto"/>
+        <w:ind w:left="0" w:firstLine="709"/>
+        <w:jc w:val="both"/>
+        <w:rPr>
+          <w:rFonts w:eastAsiaTheme="majorEastAsia"/>
+          <w:b/>
+          <w:bCs/>
+          <w:sz w:val="32"/>
+          <w:szCs w:val="32"/>
+        </w:rPr>
+      </w:pPr>
+      <w:r>
+        <w:rPr>
+          <w:sz w:val="28"/>
+        </w:rPr>
+        <w:t>оперативная память не менее 2 ГБ</w:t>
+      </w:r>
+      <w:r>
+        <w:rPr>
+          <w:sz w:val="28"/>
+        </w:rPr>
+        <w:t>.</w:t>
+      </w:r>
+    </w:p>
+    <w:p>
+      <w:pPr>
+        <w:pStyle w:val="a7"/>
+        <w:numPr>
+          <w:ilvl w:val="0"/>
+          <w:numId w:val="4"/>
+        </w:numPr>
+        <w:spacing w:line="360" w:lineRule="auto"/>
+        <w:ind w:left="0" w:firstLine="709"/>
+        <w:jc w:val="both"/>
+        <w:rPr>
+          <w:rFonts w:eastAsiaTheme="majorEastAsia"/>
+          <w:b/>
+          <w:bCs/>
+          <w:sz w:val="32"/>
+          <w:szCs w:val="32"/>
+        </w:rPr>
+      </w:pPr>
       <w:r>
         <w:rPr>
           <w:sz w:val="32"/>
@@ -4108,7 +3958,7 @@
       </w:pPr>
     </w:p>
     <w:sectPr>
-      <w:footerReference w:type="default" r:id="rId8"/>
+      <w:footerReference w:type="default" r:id="rId7"/>
       <w:pgSz w:w="11906" w:h="16838"/>
       <w:pgMar w:top="1134" w:right="850" w:bottom="1134" w:left="1701" w:header="708" w:footer="708" w:gutter="0"/>
       <w:cols w:space="708"/>
@@ -4120,7 +3970,7 @@
 </file>
 
 <file path=word/endnotes.xml><?xml version="1.0" encoding="utf-8"?>
-<w:endnotes xmlns:wpc="http://schemas.microsoft.com/office/word/2010/wordprocessingCanvas" xmlns:mc="http://schemas.openxmlformats.org/markup-compatibility/2006" xmlns:o="urn:schemas-microsoft-com:office:office" xmlns:r="http://schemas.openxmlformats.org/officeDocument/2006/relationships" xmlns:m="http://schemas.openxmlformats.org/officeDocument/2006/math" xmlns:v="urn:schemas-microsoft-com:vml" xmlns:wp14="http://schemas.microsoft.com/office/word/2010/wordprocessingDrawing" xmlns:wp="http://schemas.openxmlformats.org/drawingml/2006/wordprocessingDrawing" xmlns:w10="urn:schemas-microsoft-com:office:word" xmlns:w="http://schemas.openxmlformats.org/wordprocessingml/2006/main" xmlns:w14="http://schemas.microsoft.com/office/word/2010/wordml" xmlns:wpg="http://schemas.microsoft.com/office/word/2010/wordprocessingGroup" xmlns:wpi="http://schemas.microsoft.com/office/word/2010/wordprocessingInk" xmlns:wne="http://schemas.microsoft.com/office/word/2006/wordml" xmlns:wps="http://schemas.microsoft.com/office/word/2010/wordprocessingShape" mc:Ignorable="w14 wp14">
+<w:endnotes xmlns:wpc="http://schemas.microsoft.com/office/word/2010/wordprocessingCanvas" xmlns:cx="http://schemas.microsoft.com/office/drawing/2014/chartex" xmlns:mc="http://schemas.openxmlformats.org/markup-compatibility/2006" xmlns:o="urn:schemas-microsoft-com:office:office" xmlns:r="http://schemas.openxmlformats.org/officeDocument/2006/relationships" xmlns:m="http://schemas.openxmlformats.org/officeDocument/2006/math" xmlns:v="urn:schemas-microsoft-com:vml" xmlns:wp14="http://schemas.microsoft.com/office/word/2010/wordprocessingDrawing" xmlns:wp="http://schemas.openxmlformats.org/drawingml/2006/wordprocessingDrawing" xmlns:w10="urn:schemas-microsoft-com:office:word" xmlns:w="http://schemas.openxmlformats.org/wordprocessingml/2006/main" xmlns:w14="http://schemas.microsoft.com/office/word/2010/wordml" xmlns:w15="http://schemas.microsoft.com/office/word/2012/wordml" xmlns:w16se="http://schemas.microsoft.com/office/word/2015/wordml/symex" xmlns:wpg="http://schemas.microsoft.com/office/word/2010/wordprocessingGroup" xmlns:wpi="http://schemas.microsoft.com/office/word/2010/wordprocessingInk" xmlns:wne="http://schemas.microsoft.com/office/word/2006/wordml" xmlns:wps="http://schemas.microsoft.com/office/word/2010/wordprocessingShape" mc:Ignorable="w14 w15 w16se wp14">
   <w:endnote w:type="separator" w:id="-1">
     <w:p>
       <w:r>
@@ -4139,7 +3989,7 @@
 </file>
 
 <file path=word/footer1.xml><?xml version="1.0" encoding="utf-8"?>
-<w:ftr xmlns:wpc="http://schemas.microsoft.com/office/word/2010/wordprocessingCanvas" xmlns:mc="http://schemas.openxmlformats.org/markup-compatibility/2006" xmlns:o="urn:schemas-microsoft-com:office:office" xmlns:r="http://schemas.openxmlformats.org/officeDocument/2006/relationships" xmlns:m="http://schemas.openxmlformats.org/officeDocument/2006/math" xmlns:v="urn:schemas-microsoft-com:vml" xmlns:wp14="http://schemas.microsoft.com/office/word/2010/wordprocessingDrawing" xmlns:wp="http://schemas.openxmlformats.org/drawingml/2006/wordprocessingDrawing" xmlns:w10="urn:schemas-microsoft-com:office:word" xmlns:w="http://schemas.openxmlformats.org/wordprocessingml/2006/main" xmlns:w14="http://schemas.microsoft.com/office/word/2010/wordml" xmlns:wpg="http://schemas.microsoft.com/office/word/2010/wordprocessingGroup" xmlns:wpi="http://schemas.microsoft.com/office/word/2010/wordprocessingInk" xmlns:wne="http://schemas.microsoft.com/office/word/2006/wordml" xmlns:wps="http://schemas.microsoft.com/office/word/2010/wordprocessingShape" mc:Ignorable="w14 wp14">
+<w:ftr xmlns:wpc="http://schemas.microsoft.com/office/word/2010/wordprocessingCanvas" xmlns:cx="http://schemas.microsoft.com/office/drawing/2014/chartex" xmlns:mc="http://schemas.openxmlformats.org/markup-compatibility/2006" xmlns:o="urn:schemas-microsoft-com:office:office" xmlns:r="http://schemas.openxmlformats.org/officeDocument/2006/relationships" xmlns:m="http://schemas.openxmlformats.org/officeDocument/2006/math" xmlns:v="urn:schemas-microsoft-com:vml" xmlns:wp14="http://schemas.microsoft.com/office/word/2010/wordprocessingDrawing" xmlns:wp="http://schemas.openxmlformats.org/drawingml/2006/wordprocessingDrawing" xmlns:w10="urn:schemas-microsoft-com:office:word" xmlns:w="http://schemas.openxmlformats.org/wordprocessingml/2006/main" xmlns:w14="http://schemas.microsoft.com/office/word/2010/wordml" xmlns:w15="http://schemas.microsoft.com/office/word/2012/wordml" xmlns:w16se="http://schemas.microsoft.com/office/word/2015/wordml/symex" xmlns:wpg="http://schemas.microsoft.com/office/word/2010/wordprocessingGroup" xmlns:wpi="http://schemas.microsoft.com/office/word/2010/wordprocessingInk" xmlns:wne="http://schemas.microsoft.com/office/word/2006/wordml" xmlns:wps="http://schemas.microsoft.com/office/word/2010/wordprocessingShape" mc:Ignorable="w14 w15 w16se wp14">
   <w:sdt>
     <w:sdtPr>
       <w:id w:val="-2098939520"/>
@@ -4168,7 +4018,7 @@
           <w:rPr>
             <w:noProof/>
           </w:rPr>
-          <w:t>8</w:t>
+          <w:t>6</w:t>
         </w:r>
         <w:r>
           <w:fldChar w:fldCharType="end"/>
@@ -4185,7 +4035,7 @@
 </file>
 
 <file path=word/footnotes.xml><?xml version="1.0" encoding="utf-8"?>
-<w:footnotes xmlns:wpc="http://schemas.microsoft.com/office/word/2010/wordprocessingCanvas" xmlns:mc="http://schemas.openxmlformats.org/markup-compatibility/2006" xmlns:o="urn:schemas-microsoft-com:office:office" xmlns:r="http://schemas.openxmlformats.org/officeDocument/2006/relationships" xmlns:m="http://schemas.openxmlformats.org/officeDocument/2006/math" xmlns:v="urn:schemas-microsoft-com:vml" xmlns:wp14="http://schemas.microsoft.com/office/word/2010/wordprocessingDrawing" xmlns:wp="http://schemas.openxmlformats.org/drawingml/2006/wordprocessingDrawing" xmlns:w10="urn:schemas-microsoft-com:office:word" xmlns:w="http://schemas.openxmlformats.org/wordprocessingml/2006/main" xmlns:w14="http://schemas.microsoft.com/office/word/2010/wordml" xmlns:wpg="http://schemas.microsoft.com/office/word/2010/wordprocessingGroup" xmlns:wpi="http://schemas.microsoft.com/office/word/2010/wordprocessingInk" xmlns:wne="http://schemas.microsoft.com/office/word/2006/wordml" xmlns:wps="http://schemas.microsoft.com/office/word/2010/wordprocessingShape" mc:Ignorable="w14 wp14">
+<w:footnotes xmlns:wpc="http://schemas.microsoft.com/office/word/2010/wordprocessingCanvas" xmlns:cx="http://schemas.microsoft.com/office/drawing/2014/chartex" xmlns:mc="http://schemas.openxmlformats.org/markup-compatibility/2006" xmlns:o="urn:schemas-microsoft-com:office:office" xmlns:r="http://schemas.openxmlformats.org/officeDocument/2006/relationships" xmlns:m="http://schemas.openxmlformats.org/officeDocument/2006/math" xmlns:v="urn:schemas-microsoft-com:vml" xmlns:wp14="http://schemas.microsoft.com/office/word/2010/wordprocessingDrawing" xmlns:wp="http://schemas.openxmlformats.org/drawingml/2006/wordprocessingDrawing" xmlns:w10="urn:schemas-microsoft-com:office:word" xmlns:w="http://schemas.openxmlformats.org/wordprocessingml/2006/main" xmlns:w14="http://schemas.microsoft.com/office/word/2010/wordml" xmlns:w15="http://schemas.microsoft.com/office/word/2012/wordml" xmlns:w16se="http://schemas.microsoft.com/office/word/2015/wordml/symex" xmlns:wpg="http://schemas.microsoft.com/office/word/2010/wordprocessingGroup" xmlns:wpi="http://schemas.microsoft.com/office/word/2010/wordprocessingInk" xmlns:wne="http://schemas.microsoft.com/office/word/2006/wordml" xmlns:wps="http://schemas.microsoft.com/office/word/2010/wordprocessingShape" mc:Ignorable="w14 w15 w16se wp14">
   <w:footnote w:type="separator" w:id="-1">
     <w:p>
       <w:r>
@@ -4204,8 +4054,8 @@
 </file>
 
 <file path=word/numbering.xml><?xml version="1.0" encoding="utf-8"?>
-<w:numbering xmlns:wpc="http://schemas.microsoft.com/office/word/2010/wordprocessingCanvas" xmlns:mc="http://schemas.openxmlformats.org/markup-compatibility/2006" xmlns:o="urn:schemas-microsoft-com:office:office" xmlns:r="http://schemas.openxmlformats.org/officeDocument/2006/relationships" xmlns:m="http://schemas.openxmlformats.org/officeDocument/2006/math" xmlns:v="urn:schemas-microsoft-com:vml" xmlns:wp14="http://schemas.microsoft.com/office/word/2010/wordprocessingDrawing" xmlns:wp="http://schemas.openxmlformats.org/drawingml/2006/wordprocessingDrawing" xmlns:w10="urn:schemas-microsoft-com:office:word" xmlns:w="http://schemas.openxmlformats.org/wordprocessingml/2006/main" xmlns:w14="http://schemas.microsoft.com/office/word/2010/wordml" xmlns:wpg="http://schemas.microsoft.com/office/word/2010/wordprocessingGroup" xmlns:wpi="http://schemas.microsoft.com/office/word/2010/wordprocessingInk" xmlns:wne="http://schemas.microsoft.com/office/word/2006/wordml" xmlns:wps="http://schemas.microsoft.com/office/word/2010/wordprocessingShape" mc:Ignorable="w14 wp14">
-  <w:abstractNum w:abstractNumId="0">
+<w:numbering xmlns:wpc="http://schemas.microsoft.com/office/word/2010/wordprocessingCanvas" xmlns:cx="http://schemas.microsoft.com/office/drawing/2014/chartex" xmlns:mc="http://schemas.openxmlformats.org/markup-compatibility/2006" xmlns:o="urn:schemas-microsoft-com:office:office" xmlns:r="http://schemas.openxmlformats.org/officeDocument/2006/relationships" xmlns:m="http://schemas.openxmlformats.org/officeDocument/2006/math" xmlns:v="urn:schemas-microsoft-com:vml" xmlns:wp14="http://schemas.microsoft.com/office/word/2010/wordprocessingDrawing" xmlns:wp="http://schemas.openxmlformats.org/drawingml/2006/wordprocessingDrawing" xmlns:w10="urn:schemas-microsoft-com:office:word" xmlns:w="http://schemas.openxmlformats.org/wordprocessingml/2006/main" xmlns:w14="http://schemas.microsoft.com/office/word/2010/wordml" xmlns:w15="http://schemas.microsoft.com/office/word/2012/wordml" xmlns:w16se="http://schemas.microsoft.com/office/word/2015/wordml/symex" xmlns:wpg="http://schemas.microsoft.com/office/word/2010/wordprocessingGroup" xmlns:wpi="http://schemas.microsoft.com/office/word/2010/wordprocessingInk" xmlns:wne="http://schemas.microsoft.com/office/word/2006/wordml" xmlns:wps="http://schemas.microsoft.com/office/word/2010/wordprocessingShape" mc:Ignorable="w14 w15 w16se wp14">
+  <w:abstractNum w:abstractNumId="0" w15:restartNumberingAfterBreak="0">
     <w:nsid w:val="48D262F4"/>
     <w:multiLevelType w:val="hybridMultilevel"/>
     <w:tmpl w:val="70C46770"/>
@@ -4318,7 +4168,7 @@
       </w:rPr>
     </w:lvl>
   </w:abstractNum>
-  <w:abstractNum w:abstractNumId="1">
+  <w:abstractNum w:abstractNumId="1" w15:restartNumberingAfterBreak="0">
     <w:nsid w:val="5A0C379E"/>
     <w:multiLevelType w:val="hybridMultilevel"/>
     <w:tmpl w:val="CA4C4FFC"/>
@@ -4431,7 +4281,7 @@
       </w:rPr>
     </w:lvl>
   </w:abstractNum>
-  <w:abstractNum w:abstractNumId="2">
+  <w:abstractNum w:abstractNumId="2" w15:restartNumberingAfterBreak="0">
     <w:nsid w:val="7A4337F6"/>
     <w:multiLevelType w:val="hybridMultilevel"/>
     <w:tmpl w:val="175C862C"/>
@@ -4544,7 +4394,7 @@
       </w:rPr>
     </w:lvl>
   </w:abstractNum>
-  <w:abstractNum w:abstractNumId="3">
+  <w:abstractNum w:abstractNumId="3" w15:restartNumberingAfterBreak="0">
     <w:nsid w:val="7C077B7F"/>
     <w:multiLevelType w:val="multilevel"/>
     <w:tmpl w:val="2ABCBCF4"/>
@@ -4673,7 +4523,7 @@
 </file>
 
 <file path=word/styles.xml><?xml version="1.0" encoding="utf-8"?>
-<w:styles xmlns:mc="http://schemas.openxmlformats.org/markup-compatibility/2006" xmlns:r="http://schemas.openxmlformats.org/officeDocument/2006/relationships" xmlns:w="http://schemas.openxmlformats.org/wordprocessingml/2006/main" xmlns:w14="http://schemas.microsoft.com/office/word/2010/wordml" mc:Ignorable="w14">
+<w:styles xmlns:mc="http://schemas.openxmlformats.org/markup-compatibility/2006" xmlns:r="http://schemas.openxmlformats.org/officeDocument/2006/relationships" xmlns:w="http://schemas.openxmlformats.org/wordprocessingml/2006/main" xmlns:w14="http://schemas.microsoft.com/office/word/2010/wordml" xmlns:w15="http://schemas.microsoft.com/office/word/2012/wordml" xmlns:w16se="http://schemas.microsoft.com/office/word/2015/wordml/symex" mc:Ignorable="w14 w15 w16se">
   <w:docDefaults>
     <w:rPrDefault>
       <w:rPr>
@@ -4689,607 +4539,378 @@
       </w:pPr>
     </w:pPrDefault>
   </w:docDefaults>
-  <w:latentStyles w:defLockedState="0" w:defUIPriority="99" w:defSemiHidden="1" w:defUnhideWhenUsed="1" w:defQFormat="0" w:count="267">
-    <w:lsdException w:name="Normal" w:semiHidden="0" w:uiPriority="0" w:unhideWhenUsed="0" w:qFormat="1"/>
-    <w:lsdException w:name="heading 1" w:semiHidden="0" w:uiPriority="9" w:unhideWhenUsed="0" w:qFormat="1"/>
-    <w:lsdException w:name="heading 2" w:uiPriority="0" w:qFormat="1"/>
-    <w:lsdException w:name="heading 3" w:uiPriority="0" w:qFormat="1"/>
-    <w:lsdException w:name="heading 4" w:uiPriority="0" w:qFormat="1"/>
-    <w:lsdException w:name="heading 5" w:uiPriority="9" w:qFormat="1"/>
-    <w:lsdException w:name="heading 6" w:uiPriority="0" w:qFormat="1"/>
-    <w:lsdException w:name="heading 7" w:uiPriority="0" w:qFormat="1"/>
-    <w:lsdException w:name="heading 8" w:uiPriority="9" w:qFormat="1"/>
-    <w:lsdException w:name="heading 9" w:uiPriority="9" w:qFormat="1"/>
-    <w:lsdException w:name="toc 1" w:uiPriority="39"/>
-    <w:lsdException w:name="toc 2" w:uiPriority="39"/>
-    <w:lsdException w:name="toc 3" w:uiPriority="39"/>
-    <w:lsdException w:name="toc 4" w:uiPriority="39"/>
-    <w:lsdException w:name="toc 5" w:uiPriority="39"/>
-    <w:lsdException w:name="toc 6" w:uiPriority="39"/>
-    <w:lsdException w:name="toc 7" w:uiPriority="39"/>
-    <w:lsdException w:name="toc 8" w:uiPriority="39"/>
-    <w:lsdException w:name="toc 9" w:uiPriority="39"/>
-    <w:lsdException w:name="caption" w:uiPriority="35" w:qFormat="1"/>
-    <w:lsdException w:name="Title" w:semiHidden="0" w:uiPriority="10" w:unhideWhenUsed="0" w:qFormat="1"/>
-    <w:lsdException w:name="Default Paragraph Font" w:uiPriority="1"/>
-    <w:lsdException w:name="Subtitle" w:semiHidden="0" w:uiPriority="11" w:unhideWhenUsed="0" w:qFormat="1"/>
-    <w:lsdException w:name="Strong" w:semiHidden="0" w:uiPriority="22" w:unhideWhenUsed="0" w:qFormat="1"/>
-    <w:lsdException w:name="Emphasis" w:semiHidden="0" w:uiPriority="20" w:unhideWhenUsed="0" w:qFormat="1"/>
-    <w:lsdException w:name="Table Grid" w:semiHidden="0" w:uiPriority="59" w:unhideWhenUsed="0"/>
-    <w:lsdException w:name="Placeholder Text" w:unhideWhenUsed="0"/>
-    <w:lsdException w:name="No Spacing" w:semiHidden="0" w:uiPriority="1" w:unhideWhenUsed="0" w:qFormat="1"/>
-    <w:lsdException w:name="Light Shading" w:semiHidden="0" w:uiPriority="60" w:unhideWhenUsed="0"/>
-    <w:lsdException w:name="Light List" w:semiHidden="0" w:uiPriority="61" w:unhideWhenUsed="0"/>
-    <w:lsdException w:name="Light Grid" w:semiHidden="0" w:uiPriority="62" w:unhideWhenUsed="0"/>
-    <w:lsdException w:name="Medium Shading 1" w:semiHidden="0" w:uiPriority="63" w:unhideWhenUsed="0"/>
-    <w:lsdException w:name="Medium Shading 2" w:semiHidden="0" w:uiPriority="64" w:unhideWhenUsed="0"/>
-    <w:lsdException w:name="Medium List 1" w:semiHidden="0" w:uiPriority="65" w:unhideWhenUsed="0"/>
-    <w:lsdException w:name="Medium List 2" w:semiHidden="0" w:uiPriority="66" w:unhideWhenUsed="0"/>
-    <w:lsdException w:name="Medium Grid 1" w:semiHidden="0" w:uiPriority="67" w:unhideWhenUsed="0"/>
-    <w:lsdException w:name="Medium Grid 2" w:semiHidden="0" w:uiPriority="68" w:unhideWhenUsed="0"/>
-    <w:lsdException w:name="Medium Grid 3" w:semiHidden="0" w:uiPriority="69" w:unhideWhenUsed="0"/>
-    <w:lsdException w:name="Dark List" w:semiHidden="0" w:uiPriority="70" w:unhideWhenUsed="0"/>
-    <w:lsdException w:name="Colorful Shading" w:semiHidden="0" w:uiPriority="71" w:unhideWhenUsed="0"/>
-    <w:lsdException w:name="Colorful List" w:semiHidden="0" w:uiPriority="72" w:unhideWhenUsed="0"/>
-    <w:lsdException w:name="Colorful Grid" w:semiHidden="0" w:uiPriority="73" w:unhideWhenUsed="0"/>
-    <w:lsdException w:name="Light Shading Accent 1" w:semiHidden="0" w:uiPriority="60" w:unhideWhenUsed="0"/>
-    <w:lsdException w:name="Light List Accent 1" w:semiHidden="0" w:uiPriority="61" w:unhideWhenUsed="0"/>
-    <w:lsdException w:name="Light Grid Accent 1" w:semiHidden="0" w:uiPriority="62" w:unhideWhenUsed="0"/>
-    <w:lsdException w:name="Medium Shading 1 Accent 1" w:semiHidden="0" w:uiPriority="63" w:unhideWhenUsed="0"/>
-    <w:lsdException w:name="Medium Shading 2 Accent 1" w:semiHidden="0" w:uiPriority="64" w:unhideWhenUsed="0"/>
-    <w:lsdException w:name="Medium List 1 Accent 1" w:semiHidden="0" w:uiPriority="65" w:unhideWhenUsed="0"/>
-    <w:lsdException w:name="Revision" w:unhideWhenUsed="0"/>
-    <w:lsdException w:name="List Paragraph" w:semiHidden="0" w:uiPriority="34" w:unhideWhenUsed="0" w:qFormat="1"/>
-    <w:lsdException w:name="Quote" w:semiHidden="0" w:uiPriority="29" w:unhideWhenUsed="0" w:qFormat="1"/>
-    <w:lsdException w:name="Intense Quote" w:semiHidden="0" w:uiPriority="30" w:unhideWhenUsed="0" w:qFormat="1"/>
-    <w:lsdException w:name="Medium List 2 Accent 1" w:semiHidden="0" w:uiPriority="66" w:unhideWhenUsed="0"/>
-    <w:lsdException w:name="Medium Grid 1 Accent 1" w:semiHidden="0" w:uiPriority="67" w:unhideWhenUsed="0"/>
-    <w:lsdException w:name="Medium Grid 2 Accent 1" w:semiHidden="0" w:uiPriority="68" w:unhideWhenUsed="0"/>
-    <w:lsdException w:name="Medium Grid 3 Accent 1" w:semiHidden="0" w:uiPriority="69" w:unhideWhenUsed="0"/>
-    <w:lsdException w:name="Dark List Accent 1" w:semiHidden="0" w:uiPriority="70" w:unhideWhenUsed="0"/>
-    <w:lsdException w:name="Colorful Shading Accent 1" w:semiHidden="0" w:uiPriority="71" w:unhideWhenUsed="0"/>
-    <w:lsdException w:name="Colorful List Accent 1" w:semiHidden="0" w:uiPriority="72" w:unhideWhenUsed="0"/>
-    <w:lsdException w:name="Colorful Grid Accent 1" w:semiHidden="0" w:uiPriority="73" w:unhideWhenUsed="0"/>
-    <w:lsdException w:name="Light Shading Accent 2" w:semiHidden="0" w:uiPriority="60" w:unhideWhenUsed="0"/>
-    <w:lsdException w:name="Light List Accent 2" w:semiHidden="0" w:uiPriority="61" w:unhideWhenUsed="0"/>
-    <w:lsdException w:name="Light Grid Accent 2" w:semiHidden="0" w:uiPriority="62" w:unhideWhenUsed="0"/>
-    <w:lsdException w:name="Medium Shading 1 Accent 2" w:semiHidden="0" w:uiPriority="63" w:unhideWhenUsed="0"/>
-    <w:lsdException w:name="Medium Shading 2 Accent 2" w:semiHidden="0" w:uiPriority="64" w:unhideWhenUsed="0"/>
-    <w:lsdException w:name="Medium List 1 Accent 2" w:semiHidden="0" w:uiPriority="65" w:unhideWhenUsed="0"/>
-    <w:lsdException w:name="Medium List 2 Accent 2" w:semiHidden="0" w:uiPriority="66" w:unhideWhenUsed="0"/>
-    <w:lsdException w:name="Medium Grid 1 Accent 2" w:semiHidden="0" w:uiPriority="67" w:unhideWhenUsed="0"/>
-    <w:lsdException w:name="Medium Grid 2 Accent 2" w:semiHidden="0" w:uiPriority="68" w:unhideWhenUsed="0"/>
-    <w:lsdException w:name="Medium Grid 3 Accent 2" w:semiHidden="0" w:uiPriority="69" w:unhideWhenUsed="0"/>
-    <w:lsdException w:name="Dark List Accent 2" w:semiHidden="0" w:uiPriority="70" w:unhideWhenUsed="0"/>
-    <w:lsdException w:name="Colorful Shading Accent 2" w:semiHidden="0" w:uiPriority="71" w:unhideWhenUsed="0"/>
-    <w:lsdException w:name="Colorful List Accent 2" w:semiHidden="0" w:uiPriority="72" w:unhideWhenUsed="0"/>
-    <w:lsdException w:name="Colorful Grid Accent 2" w:semiHidden="0" w:uiPriority="73" w:unhideWhenUsed="0"/>
-    <w:lsdException w:name="Light Shading Accent 3" w:semiHidden="0" w:uiPriority="60" w:unhideWhenUsed="0"/>
-    <w:lsdException w:name="Light List Accent 3" w:semiHidden="0" w:uiPriority="61" w:unhideWhenUsed="0"/>
-    <w:lsdException w:name="Light Grid Accent 3" w:semiHidden="0" w:uiPriority="62" w:unhideWhenUsed="0"/>
-    <w:lsdException w:name="Medium Shading 1 Accent 3" w:semiHidden="0" w:uiPriority="63" w:unhideWhenUsed="0"/>
-    <w:lsdException w:name="Medium Shading 2 Accent 3" w:semiHidden="0" w:uiPriority="64" w:unhideWhenUsed="0"/>
-    <w:lsdException w:name="Medium List 1 Accent 3" w:semiHidden="0" w:uiPriority="65" w:unhideWhenUsed="0"/>
-    <w:lsdException w:name="Medium List 2 Accent 3" w:semiHidden="0" w:uiPriority="66" w:unhideWhenUsed="0"/>
-    <w:lsdException w:name="Medium Grid 1 Accent 3" w:semiHidden="0" w:uiPriority="67" w:unhideWhenUsed="0"/>
-    <w:lsdException w:name="Medium Grid 2 Accent 3" w:semiHidden="0" w:uiPriority="68" w:unhideWhenUsed="0"/>
-    <w:lsdException w:name="Medium Grid 3 Accent 3" w:semiHidden="0" w:uiPriority="69" w:unhideWhenUsed="0"/>
-    <w:lsdException w:name="Dark List Accent 3" w:semiHidden="0" w:uiPriority="70" w:unhideWhenUsed="0"/>
-    <w:lsdException w:name="Colorful Shading Accent 3" w:semiHidden="0" w:uiPriority="71" w:unhideWhenUsed="0"/>
-    <w:lsdException w:name="Colorful List Accent 3" w:semiHidden="0" w:uiPriority="72" w:unhideWhenUsed="0"/>
-    <w:lsdException w:name="Colorful Grid Accent 3" w:semiHidden="0" w:uiPriority="73" w:unhideWhenUsed="0"/>
-    <w:lsdException w:name="Light Shading Accent 4" w:semiHidden="0" w:uiPriority="60" w:unhideWhenUsed="0"/>
-    <w:lsdException w:name="Light List Accent 4" w:semiHidden="0" w:uiPriority="61" w:unhideWhenUsed="0"/>
-    <w:lsdException w:name="Light Grid Accent 4" w:semiHidden="0" w:uiPriority="62" w:unhideWhenUsed="0"/>
-    <w:lsdException w:name="Medium Shading 1 Accent 4" w:semiHidden="0" w:uiPriority="63" w:unhideWhenUsed="0"/>
-    <w:lsdException w:name="Medium Shading 2 Accent 4" w:semiHidden="0" w:uiPriority="64" w:unhideWhenUsed="0"/>
-    <w:lsdException w:name="Medium List 1 Accent 4" w:semiHidden="0" w:uiPriority="65" w:unhideWhenUsed="0"/>
-    <w:lsdException w:name="Medium List 2 Accent 4" w:semiHidden="0" w:uiPriority="66" w:unhideWhenUsed="0"/>
-    <w:lsdException w:name="Medium Grid 1 Accent 4" w:semiHidden="0" w:uiPriority="67" w:unhideWhenUsed="0"/>
-    <w:lsdException w:name="Medium Grid 2 Accent 4" w:semiHidden="0" w:uiPriority="68" w:unhideWhenUsed="0"/>
-    <w:lsdException w:name="Medium Grid 3 Accent 4" w:semiHidden="0" w:uiPriority="69" w:unhideWhenUsed="0"/>
-    <w:lsdException w:name="Dark List Accent 4" w:semiHidden="0" w:uiPriority="70" w:unhideWhenUsed="0"/>
-    <w:lsdException w:name="Colorful Shading Accent 4" w:semiHidden="0" w:uiPriority="71" w:unhideWhenUsed="0"/>
-    <w:lsdException w:name="Colorful List Accent 4" w:semiHidden="0" w:uiPriority="72" w:unhideWhenUsed="0"/>
-    <w:lsdException w:name="Colorful Grid Accent 4" w:semiHidden="0" w:uiPriority="73" w:unhideWhenUsed="0"/>
-    <w:lsdException w:name="Light Shading Accent 5" w:semiHidden="0" w:uiPriority="60" w:unhideWhenUsed="0"/>
-    <w:lsdException w:name="Light List Accent 5" w:semiHidden="0" w:uiPriority="61" w:unhideWhenUsed="0"/>
-    <w:lsdException w:name="Light Grid Accent 5" w:semiHidden="0" w:uiPriority="62" w:unhideWhenUsed="0"/>
-    <w:lsdException w:name="Medium Shading 1 Accent 5" w:semiHidden="0" w:uiPriority="63" w:unhideWhenUsed="0"/>
-    <w:lsdException w:name="Medium Shading 2 Accent 5" w:semiHidden="0" w:uiPriority="64" w:unhideWhenUsed="0"/>
-    <w:lsdException w:name="Medium List 1 Accent 5" w:semiHidden="0" w:uiPriority="65" w:unhideWhenUsed="0"/>
-    <w:lsdException w:name="Medium List 2 Accent 5" w:semiHidden="0" w:uiPriority="66" w:unhideWhenUsed="0"/>
-    <w:lsdException w:name="Medium Grid 1 Accent 5" w:semiHidden="0" w:uiPriority="67" w:unhideWhenUsed="0"/>
-    <w:lsdException w:name="Medium Grid 2 Accent 5" w:semiHidden="0" w:uiPriority="68" w:unhideWhenUsed="0"/>
-    <w:lsdException w:name="Medium Grid 3 Accent 5" w:semiHidden="0" w:uiPriority="69" w:unhideWhenUsed="0"/>
-    <w:lsdException w:name="Dark List Accent 5" w:semiHidden="0" w:uiPriority="70" w:unhideWhenUsed="0"/>
-    <w:lsdException w:name="Colorful Shading Accent 5" w:semiHidden="0" w:uiPriority="71" w:unhideWhenUsed="0"/>
-    <w:lsdException w:name="Colorful List Accent 5" w:semiHidden="0" w:uiPriority="72" w:unhideWhenUsed="0"/>
-    <w:lsdException w:name="Colorful Grid Accent 5" w:semiHidden="0" w:uiPriority="73" w:unhideWhenUsed="0"/>
-    <w:lsdException w:name="Light Shading Accent 6" w:semiHidden="0" w:uiPriority="60" w:unhideWhenUsed="0"/>
-    <w:lsdException w:name="Light List Accent 6" w:semiHidden="0" w:uiPriority="61" w:unhideWhenUsed="0"/>
-    <w:lsdException w:name="Light Grid Accent 6" w:semiHidden="0" w:uiPriority="62" w:unhideWhenUsed="0"/>
-    <w:lsdException w:name="Medium Shading 1 Accent 6" w:semiHidden="0" w:uiPriority="63" w:unhideWhenUsed="0"/>
-    <w:lsdException w:name="Medium Shading 2 Accent 6" w:semiHidden="0" w:uiPriority="64" w:unhideWhenUsed="0"/>
-    <w:lsdException w:name="Medium List 1 Accent 6" w:semiHidden="0" w:uiPriority="65" w:unhideWhenUsed="0"/>
-    <w:lsdException w:name="Medium List 2 Accent 6" w:semiHidden="0" w:uiPriority="66" w:unhideWhenUsed="0"/>
-    <w:lsdException w:name="Medium Grid 1 Accent 6" w:semiHidden="0" w:uiPriority="67" w:unhideWhenUsed="0"/>
-    <w:lsdException w:name="Medium Grid 2 Accent 6" w:semiHidden="0" w:uiPriority="68" w:unhideWhenUsed="0"/>
-    <w:lsdException w:name="Medium Grid 3 Accent 6" w:semiHidden="0" w:uiPriority="69" w:unhideWhenUsed="0"/>
-    <w:lsdException w:name="Dark List Accent 6" w:semiHidden="0" w:uiPriority="70" w:unhideWhenUsed="0"/>
-    <w:lsdException w:name="Colorful Shading Accent 6" w:semiHidden="0" w:uiPriority="71" w:unhideWhenUsed="0"/>
-    <w:lsdException w:name="Colorful List Accent 6" w:semiHidden="0" w:uiPriority="72" w:unhideWhenUsed="0"/>
-    <w:lsdException w:name="Colorful Grid Accent 6" w:semiHidden="0" w:uiPriority="73" w:unhideWhenUsed="0"/>
-    <w:lsdException w:name="Subtle Emphasis" w:semiHidden="0" w:uiPriority="19" w:unhideWhenUsed="0" w:qFormat="1"/>
-    <w:lsdException w:name="Intense Emphasis" w:semiHidden="0" w:uiPriority="21" w:unhideWhenUsed="0" w:qFormat="1"/>
-    <w:lsdException w:name="Subtle Reference" w:semiHidden="0" w:uiPriority="31" w:unhideWhenUsed="0" w:qFormat="1"/>
-    <w:lsdException w:name="Intense Reference" w:semiHidden="0" w:uiPriority="32" w:unhideWhenUsed="0" w:qFormat="1"/>
-    <w:lsdException w:name="Book Title" w:semiHidden="0" w:uiPriority="33" w:unhideWhenUsed="0" w:qFormat="1"/>
-    <w:lsdException w:name="Bibliography" w:uiPriority="37"/>
-    <w:lsdException w:name="TOC Heading" w:uiPriority="39" w:qFormat="1"/>
-  </w:latentStyles>
-  <w:style w:type="paragraph" w:default="1" w:styleId="a">
-    <w:name w:val="Normal"/>
-    <w:qFormat/>
-    <w:rsid w:val="00654A48"/>
-    <w:pPr>
-      <w:spacing w:after="0" w:line="240" w:lineRule="auto"/>
-    </w:pPr>
-    <w:rPr>
-      <w:rFonts w:ascii="Times New Roman" w:eastAsia="Times New Roman" w:hAnsi="Times New Roman" w:cs="Times New Roman"/>
-      <w:sz w:val="24"/>
-      <w:szCs w:val="24"/>
-      <w:lang w:eastAsia="ru-RU"/>
-    </w:rPr>
-  </w:style>
-  <w:style w:type="paragraph" w:styleId="1">
-    <w:name w:val="heading 1"/>
-    <w:basedOn w:val="a"/>
-    <w:next w:val="a"/>
-    <w:link w:val="10"/>
-    <w:uiPriority w:val="9"/>
-    <w:qFormat/>
-    <w:rsid w:val="0009192B"/>
-    <w:pPr>
-      <w:keepNext/>
-      <w:keepLines/>
-      <w:spacing w:before="480"/>
-      <w:outlineLvl w:val="0"/>
-    </w:pPr>
-    <w:rPr>
-      <w:rFonts w:asciiTheme="majorHAnsi" w:eastAsiaTheme="majorEastAsia" w:hAnsiTheme="majorHAnsi" w:cstheme="majorBidi"/>
-      <w:b/>
-      <w:bCs/>
-      <w:color w:val="365F91" w:themeColor="accent1" w:themeShade="BF"/>
-      <w:sz w:val="28"/>
-      <w:szCs w:val="28"/>
-    </w:rPr>
-  </w:style>
-  <w:style w:type="paragraph" w:styleId="2">
-    <w:name w:val="heading 2"/>
-    <w:basedOn w:val="a"/>
-    <w:next w:val="a"/>
-    <w:link w:val="20"/>
-    <w:qFormat/>
-    <w:rsid w:val="00654A48"/>
-    <w:pPr>
-      <w:keepNext/>
-      <w:spacing w:before="240" w:after="60"/>
-      <w:outlineLvl w:val="1"/>
-    </w:pPr>
-    <w:rPr>
-      <w:rFonts w:ascii="Arial" w:hAnsi="Arial" w:cs="Arial"/>
-      <w:b/>
-      <w:bCs/>
-      <w:i/>
-      <w:iCs/>
-      <w:sz w:val="28"/>
-      <w:szCs w:val="28"/>
-    </w:rPr>
-  </w:style>
-  <w:style w:type="paragraph" w:styleId="3">
-    <w:name w:val="heading 3"/>
-    <w:basedOn w:val="a"/>
-    <w:next w:val="a"/>
-    <w:link w:val="30"/>
-    <w:qFormat/>
-    <w:rsid w:val="00654A48"/>
-    <w:pPr>
-      <w:keepNext/>
-      <w:spacing w:before="240" w:after="60"/>
-      <w:outlineLvl w:val="2"/>
-    </w:pPr>
-    <w:rPr>
-      <w:rFonts w:ascii="Arial" w:hAnsi="Arial"/>
-      <w:b/>
-      <w:bCs/>
-      <w:sz w:val="26"/>
-      <w:szCs w:val="26"/>
-    </w:rPr>
-  </w:style>
-  <w:style w:type="paragraph" w:styleId="4">
-    <w:name w:val="heading 4"/>
-    <w:basedOn w:val="a"/>
-    <w:next w:val="a"/>
-    <w:link w:val="40"/>
-    <w:qFormat/>
-    <w:rsid w:val="00654A48"/>
-    <w:pPr>
-      <w:keepNext/>
-      <w:spacing w:before="240" w:after="60"/>
-      <w:outlineLvl w:val="3"/>
-    </w:pPr>
-    <w:rPr>
-      <w:b/>
-      <w:bCs/>
-      <w:sz w:val="28"/>
-      <w:szCs w:val="28"/>
-    </w:rPr>
-  </w:style>
-  <w:style w:type="paragraph" w:styleId="6">
-    <w:name w:val="heading 6"/>
-    <w:basedOn w:val="a"/>
-    <w:next w:val="a"/>
-    <w:link w:val="60"/>
-    <w:qFormat/>
-    <w:rsid w:val="00654A48"/>
-    <w:pPr>
-      <w:spacing w:before="240" w:after="60"/>
-      <w:outlineLvl w:val="5"/>
-    </w:pPr>
-    <w:rPr>
-      <w:b/>
-      <w:bCs/>
-      <w:sz w:val="22"/>
-      <w:szCs w:val="22"/>
-    </w:rPr>
-  </w:style>
-  <w:style w:type="paragraph" w:styleId="7">
-    <w:name w:val="heading 7"/>
-    <w:basedOn w:val="a"/>
-    <w:next w:val="a"/>
-    <w:link w:val="70"/>
-    <w:qFormat/>
-    <w:rsid w:val="00654A48"/>
-    <w:pPr>
-      <w:spacing w:before="240" w:after="60"/>
-      <w:outlineLvl w:val="6"/>
-    </w:pPr>
-  </w:style>
-  <w:style w:type="character" w:default="1" w:styleId="a0">
-    <w:name w:val="Default Paragraph Font"/>
-    <w:uiPriority w:val="1"/>
-    <w:semiHidden/>
-    <w:unhideWhenUsed/>
-  </w:style>
-  <w:style w:type="table" w:default="1" w:styleId="a1">
-    <w:name w:val="Normal Table"/>
-    <w:uiPriority w:val="99"/>
-    <w:semiHidden/>
-    <w:unhideWhenUsed/>
-    <w:tblPr>
-      <w:tblInd w:w="0" w:type="dxa"/>
-      <w:tblCellMar>
-        <w:top w:w="0" w:type="dxa"/>
-        <w:left w:w="108" w:type="dxa"/>
-        <w:bottom w:w="0" w:type="dxa"/>
-        <w:right w:w="108" w:type="dxa"/>
-      </w:tblCellMar>
-    </w:tblPr>
-  </w:style>
-  <w:style w:type="numbering" w:default="1" w:styleId="a2">
-    <w:name w:val="No List"/>
-    <w:uiPriority w:val="99"/>
-    <w:semiHidden/>
-    <w:unhideWhenUsed/>
-  </w:style>
-  <w:style w:type="character" w:customStyle="1" w:styleId="20">
-    <w:name w:val="Заголовок 2 Знак"/>
-    <w:basedOn w:val="a0"/>
-    <w:link w:val="2"/>
-    <w:rsid w:val="00654A48"/>
-    <w:rPr>
-      <w:rFonts w:ascii="Arial" w:eastAsia="Times New Roman" w:hAnsi="Arial" w:cs="Arial"/>
-      <w:b/>
-      <w:bCs/>
-      <w:i/>
-      <w:iCs/>
-      <w:sz w:val="28"/>
-      <w:szCs w:val="28"/>
-      <w:lang w:eastAsia="ru-RU"/>
-    </w:rPr>
-  </w:style>
-  <w:style w:type="character" w:customStyle="1" w:styleId="30">
-    <w:name w:val="Заголовок 3 Знак"/>
-    <w:basedOn w:val="a0"/>
-    <w:link w:val="3"/>
-    <w:rsid w:val="00654A48"/>
-    <w:rPr>
-      <w:rFonts w:ascii="Arial" w:eastAsia="Times New Roman" w:hAnsi="Arial" w:cs="Times New Roman"/>
-      <w:b/>
-      <w:bCs/>
-      <w:sz w:val="26"/>
-      <w:szCs w:val="26"/>
-      <w:lang w:eastAsia="ru-RU"/>
-    </w:rPr>
-  </w:style>
-  <w:style w:type="character" w:customStyle="1" w:styleId="40">
-    <w:name w:val="Заголовок 4 Знак"/>
-    <w:basedOn w:val="a0"/>
-    <w:link w:val="4"/>
-    <w:rsid w:val="00654A48"/>
-    <w:rPr>
-      <w:rFonts w:ascii="Times New Roman" w:eastAsia="Times New Roman" w:hAnsi="Times New Roman" w:cs="Times New Roman"/>
-      <w:b/>
-      <w:bCs/>
-      <w:sz w:val="28"/>
-      <w:szCs w:val="28"/>
-      <w:lang w:eastAsia="ru-RU"/>
-    </w:rPr>
-  </w:style>
-  <w:style w:type="character" w:customStyle="1" w:styleId="60">
-    <w:name w:val="Заголовок 6 Знак"/>
-    <w:basedOn w:val="a0"/>
-    <w:link w:val="6"/>
-    <w:rsid w:val="00654A48"/>
-    <w:rPr>
-      <w:rFonts w:ascii="Times New Roman" w:eastAsia="Times New Roman" w:hAnsi="Times New Roman" w:cs="Times New Roman"/>
-      <w:b/>
-      <w:bCs/>
-      <w:lang w:eastAsia="ru-RU"/>
-    </w:rPr>
-  </w:style>
-  <w:style w:type="character" w:customStyle="1" w:styleId="70">
-    <w:name w:val="Заголовок 7 Знак"/>
-    <w:basedOn w:val="a0"/>
-    <w:link w:val="7"/>
-    <w:rsid w:val="00654A48"/>
-    <w:rPr>
-      <w:rFonts w:ascii="Times New Roman" w:eastAsia="Times New Roman" w:hAnsi="Times New Roman" w:cs="Times New Roman"/>
-      <w:sz w:val="24"/>
-      <w:szCs w:val="24"/>
-      <w:lang w:eastAsia="ru-RU"/>
-    </w:rPr>
-  </w:style>
-  <w:style w:type="paragraph" w:styleId="a3">
-    <w:name w:val="header"/>
-    <w:basedOn w:val="a"/>
-    <w:link w:val="a4"/>
-    <w:uiPriority w:val="99"/>
-    <w:unhideWhenUsed/>
-    <w:rsid w:val="00B80A2D"/>
-    <w:pPr>
-      <w:tabs>
-        <w:tab w:val="center" w:pos="4677"/>
-        <w:tab w:val="right" w:pos="9355"/>
-      </w:tabs>
-    </w:pPr>
-  </w:style>
-  <w:style w:type="character" w:customStyle="1" w:styleId="a4">
-    <w:name w:val="Верхний колонтитул Знак"/>
-    <w:basedOn w:val="a0"/>
-    <w:link w:val="a3"/>
-    <w:uiPriority w:val="99"/>
-    <w:rsid w:val="00B80A2D"/>
-    <w:rPr>
-      <w:rFonts w:ascii="Times New Roman" w:eastAsia="Times New Roman" w:hAnsi="Times New Roman" w:cs="Times New Roman"/>
-      <w:sz w:val="24"/>
-      <w:szCs w:val="24"/>
-      <w:lang w:eastAsia="ru-RU"/>
-    </w:rPr>
-  </w:style>
-  <w:style w:type="paragraph" w:styleId="a5">
-    <w:name w:val="footer"/>
-    <w:basedOn w:val="a"/>
-    <w:link w:val="a6"/>
-    <w:uiPriority w:val="99"/>
-    <w:unhideWhenUsed/>
-    <w:rsid w:val="00B80A2D"/>
-    <w:pPr>
-      <w:tabs>
-        <w:tab w:val="center" w:pos="4677"/>
-        <w:tab w:val="right" w:pos="9355"/>
-      </w:tabs>
-    </w:pPr>
-  </w:style>
-  <w:style w:type="character" w:customStyle="1" w:styleId="a6">
-    <w:name w:val="Нижний колонтитул Знак"/>
-    <w:basedOn w:val="a0"/>
-    <w:link w:val="a5"/>
-    <w:uiPriority w:val="99"/>
-    <w:rsid w:val="00B80A2D"/>
-    <w:rPr>
-      <w:rFonts w:ascii="Times New Roman" w:eastAsia="Times New Roman" w:hAnsi="Times New Roman" w:cs="Times New Roman"/>
-      <w:sz w:val="24"/>
-      <w:szCs w:val="24"/>
-      <w:lang w:eastAsia="ru-RU"/>
-    </w:rPr>
-  </w:style>
-  <w:style w:type="character" w:customStyle="1" w:styleId="10">
-    <w:name w:val="Заголовок 1 Знак"/>
-    <w:basedOn w:val="a0"/>
-    <w:link w:val="1"/>
-    <w:uiPriority w:val="9"/>
-    <w:rsid w:val="0009192B"/>
-    <w:rPr>
-      <w:rFonts w:asciiTheme="majorHAnsi" w:eastAsiaTheme="majorEastAsia" w:hAnsiTheme="majorHAnsi" w:cstheme="majorBidi"/>
-      <w:b/>
-      <w:bCs/>
-      <w:color w:val="365F91" w:themeColor="accent1" w:themeShade="BF"/>
-      <w:sz w:val="28"/>
-      <w:szCs w:val="28"/>
-      <w:lang w:eastAsia="ru-RU"/>
-    </w:rPr>
-  </w:style>
-  <w:style w:type="paragraph" w:styleId="a7">
-    <w:name w:val="List Paragraph"/>
-    <w:basedOn w:val="a"/>
-    <w:uiPriority w:val="34"/>
-    <w:qFormat/>
-    <w:rsid w:val="00BC541E"/>
-    <w:pPr>
-      <w:ind w:left="720"/>
-      <w:contextualSpacing/>
-    </w:pPr>
-  </w:style>
-</w:styles>
-</file>
-
-<file path=word/stylesWithEffects.xml><?xml version="1.0" encoding="utf-8"?>
-<w:styles xmlns:wpc="http://schemas.microsoft.com/office/word/2010/wordprocessingCanvas" xmlns:mc="http://schemas.openxmlformats.org/markup-compatibility/2006" xmlns:o="urn:schemas-microsoft-com:office:office" xmlns:r="http://schemas.openxmlformats.org/officeDocument/2006/relationships" xmlns:m="http://schemas.openxmlformats.org/officeDocument/2006/math" xmlns:v="urn:schemas-microsoft-com:vml" xmlns:wp14="http://schemas.microsoft.com/office/word/2010/wordprocessingDrawing" xmlns:wp="http://schemas.openxmlformats.org/drawingml/2006/wordprocessingDrawing" xmlns:w10="urn:schemas-microsoft-com:office:word" xmlns:w="http://schemas.openxmlformats.org/wordprocessingml/2006/main" xmlns:w14="http://schemas.microsoft.com/office/word/2010/wordml" xmlns:wpg="http://schemas.microsoft.com/office/word/2010/wordprocessingGroup" xmlns:wpi="http://schemas.microsoft.com/office/word/2010/wordprocessingInk" xmlns:wne="http://schemas.microsoft.com/office/word/2006/wordml" xmlns:wps="http://schemas.microsoft.com/office/word/2010/wordprocessingShape" mc:Ignorable="w14 wp14">
-  <w:docDefaults>
-    <w:rPrDefault>
-      <w:rPr>
-        <w:rFonts w:asciiTheme="minorHAnsi" w:eastAsiaTheme="minorHAnsi" w:hAnsiTheme="minorHAnsi" w:cstheme="minorBidi"/>
-        <w:sz w:val="22"/>
-        <w:szCs w:val="22"/>
-        <w:lang w:val="ru-RU" w:eastAsia="en-US" w:bidi="ar-SA"/>
-      </w:rPr>
-    </w:rPrDefault>
-    <w:pPrDefault>
-      <w:pPr>
-        <w:spacing w:after="200" w:line="276" w:lineRule="auto"/>
-      </w:pPr>
-    </w:pPrDefault>
-  </w:docDefaults>
-  <w:latentStyles w:defLockedState="0" w:defUIPriority="99" w:defSemiHidden="1" w:defUnhideWhenUsed="1" w:defQFormat="0" w:count="267">
-    <w:lsdException w:name="Normal" w:semiHidden="0" w:uiPriority="0" w:unhideWhenUsed="0" w:qFormat="1"/>
-    <w:lsdException w:name="heading 1" w:semiHidden="0" w:uiPriority="9" w:unhideWhenUsed="0" w:qFormat="1"/>
-    <w:lsdException w:name="heading 2" w:uiPriority="0" w:qFormat="1"/>
-    <w:lsdException w:name="heading 3" w:uiPriority="0" w:qFormat="1"/>
-    <w:lsdException w:name="heading 4" w:uiPriority="0" w:qFormat="1"/>
-    <w:lsdException w:name="heading 5" w:uiPriority="9" w:qFormat="1"/>
-    <w:lsdException w:name="heading 6" w:uiPriority="0" w:qFormat="1"/>
-    <w:lsdException w:name="heading 7" w:uiPriority="0" w:qFormat="1"/>
-    <w:lsdException w:name="heading 8" w:uiPriority="9" w:qFormat="1"/>
-    <w:lsdException w:name="heading 9" w:uiPriority="9" w:qFormat="1"/>
-    <w:lsdException w:name="toc 1" w:uiPriority="39"/>
-    <w:lsdException w:name="toc 2" w:uiPriority="39"/>
-    <w:lsdException w:name="toc 3" w:uiPriority="39"/>
-    <w:lsdException w:name="toc 4" w:uiPriority="39"/>
-    <w:lsdException w:name="toc 5" w:uiPriority="39"/>
-    <w:lsdException w:name="toc 6" w:uiPriority="39"/>
-    <w:lsdException w:name="toc 7" w:uiPriority="39"/>
-    <w:lsdException w:name="toc 8" w:uiPriority="39"/>
-    <w:lsdException w:name="toc 9" w:uiPriority="39"/>
-    <w:lsdException w:name="caption" w:uiPriority="35" w:qFormat="1"/>
-    <w:lsdException w:name="Title" w:semiHidden="0" w:uiPriority="10" w:unhideWhenUsed="0" w:qFormat="1"/>
-    <w:lsdException w:name="Default Paragraph Font" w:uiPriority="1"/>
-    <w:lsdException w:name="Subtitle" w:semiHidden="0" w:uiPriority="11" w:unhideWhenUsed="0" w:qFormat="1"/>
-    <w:lsdException w:name="Strong" w:semiHidden="0" w:uiPriority="22" w:unhideWhenUsed="0" w:qFormat="1"/>
-    <w:lsdException w:name="Emphasis" w:semiHidden="0" w:uiPriority="20" w:unhideWhenUsed="0" w:qFormat="1"/>
-    <w:lsdException w:name="Table Grid" w:semiHidden="0" w:uiPriority="59" w:unhideWhenUsed="0"/>
-    <w:lsdException w:name="Placeholder Text" w:unhideWhenUsed="0"/>
-    <w:lsdException w:name="No Spacing" w:semiHidden="0" w:uiPriority="1" w:unhideWhenUsed="0" w:qFormat="1"/>
-    <w:lsdException w:name="Light Shading" w:semiHidden="0" w:uiPriority="60" w:unhideWhenUsed="0"/>
-    <w:lsdException w:name="Light List" w:semiHidden="0" w:uiPriority="61" w:unhideWhenUsed="0"/>
-    <w:lsdException w:name="Light Grid" w:semiHidden="0" w:uiPriority="62" w:unhideWhenUsed="0"/>
-    <w:lsdException w:name="Medium Shading 1" w:semiHidden="0" w:uiPriority="63" w:unhideWhenUsed="0"/>
-    <w:lsdException w:name="Medium Shading 2" w:semiHidden="0" w:uiPriority="64" w:unhideWhenUsed="0"/>
-    <w:lsdException w:name="Medium List 1" w:semiHidden="0" w:uiPriority="65" w:unhideWhenUsed="0"/>
-    <w:lsdException w:name="Medium List 2" w:semiHidden="0" w:uiPriority="66" w:unhideWhenUsed="0"/>
-    <w:lsdException w:name="Medium Grid 1" w:semiHidden="0" w:uiPriority="67" w:unhideWhenUsed="0"/>
-    <w:lsdException w:name="Medium Grid 2" w:semiHidden="0" w:uiPriority="68" w:unhideWhenUsed="0"/>
-    <w:lsdException w:name="Medium Grid 3" w:semiHidden="0" w:uiPriority="69" w:unhideWhenUsed="0"/>
-    <w:lsdException w:name="Dark List" w:semiHidden="0" w:uiPriority="70" w:unhideWhenUsed="0"/>
-    <w:lsdException w:name="Colorful Shading" w:semiHidden="0" w:uiPriority="71" w:unhideWhenUsed="0"/>
-    <w:lsdException w:name="Colorful List" w:semiHidden="0" w:uiPriority="72" w:unhideWhenUsed="0"/>
-    <w:lsdException w:name="Colorful Grid" w:semiHidden="0" w:uiPriority="73" w:unhideWhenUsed="0"/>
-    <w:lsdException w:name="Light Shading Accent 1" w:semiHidden="0" w:uiPriority="60" w:unhideWhenUsed="0"/>
-    <w:lsdException w:name="Light List Accent 1" w:semiHidden="0" w:uiPriority="61" w:unhideWhenUsed="0"/>
-    <w:lsdException w:name="Light Grid Accent 1" w:semiHidden="0" w:uiPriority="62" w:unhideWhenUsed="0"/>
-    <w:lsdException w:name="Medium Shading 1 Accent 1" w:semiHidden="0" w:uiPriority="63" w:unhideWhenUsed="0"/>
-    <w:lsdException w:name="Medium Shading 2 Accent 1" w:semiHidden="0" w:uiPriority="64" w:unhideWhenUsed="0"/>
-    <w:lsdException w:name="Medium List 1 Accent 1" w:semiHidden="0" w:uiPriority="65" w:unhideWhenUsed="0"/>
-    <w:lsdException w:name="Revision" w:unhideWhenUsed="0"/>
-    <w:lsdException w:name="List Paragraph" w:semiHidden="0" w:uiPriority="34" w:unhideWhenUsed="0" w:qFormat="1"/>
-    <w:lsdException w:name="Quote" w:semiHidden="0" w:uiPriority="29" w:unhideWhenUsed="0" w:qFormat="1"/>
-    <w:lsdException w:name="Intense Quote" w:semiHidden="0" w:uiPriority="30" w:unhideWhenUsed="0" w:qFormat="1"/>
-    <w:lsdException w:name="Medium List 2 Accent 1" w:semiHidden="0" w:uiPriority="66" w:unhideWhenUsed="0"/>
-    <w:lsdException w:name="Medium Grid 1 Accent 1" w:semiHidden="0" w:uiPriority="67" w:unhideWhenUsed="0"/>
-    <w:lsdException w:name="Medium Grid 2 Accent 1" w:semiHidden="0" w:uiPriority="68" w:unhideWhenUsed="0"/>
-    <w:lsdException w:name="Medium Grid 3 Accent 1" w:semiHidden="0" w:uiPriority="69" w:unhideWhenUsed="0"/>
-    <w:lsdException w:name="Dark List Accent 1" w:semiHidden="0" w:uiPriority="70" w:unhideWhenUsed="0"/>
-    <w:lsdException w:name="Colorful Shading Accent 1" w:semiHidden="0" w:uiPriority="71" w:unhideWhenUsed="0"/>
-    <w:lsdException w:name="Colorful List Accent 1" w:semiHidden="0" w:uiPriority="72" w:unhideWhenUsed="0"/>
-    <w:lsdException w:name="Colorful Grid Accent 1" w:semiHidden="0" w:uiPriority="73" w:unhideWhenUsed="0"/>
-    <w:lsdException w:name="Light Shading Accent 2" w:semiHidden="0" w:uiPriority="60" w:unhideWhenUsed="0"/>
-    <w:lsdException w:name="Light List Accent 2" w:semiHidden="0" w:uiPriority="61" w:unhideWhenUsed="0"/>
-    <w:lsdException w:name="Light Grid Accent 2" w:semiHidden="0" w:uiPriority="62" w:unhideWhenUsed="0"/>
-    <w:lsdException w:name="Medium Shading 1 Accent 2" w:semiHidden="0" w:uiPriority="63" w:unhideWhenUsed="0"/>
-    <w:lsdException w:name="Medium Shading 2 Accent 2" w:semiHidden="0" w:uiPriority="64" w:unhideWhenUsed="0"/>
-    <w:lsdException w:name="Medium List 1 Accent 2" w:semiHidden="0" w:uiPriority="65" w:unhideWhenUsed="0"/>
-    <w:lsdException w:name="Medium List 2 Accent 2" w:semiHidden="0" w:uiPriority="66" w:unhideWhenUsed="0"/>
-    <w:lsdException w:name="Medium Grid 1 Accent 2" w:semiHidden="0" w:uiPriority="67" w:unhideWhenUsed="0"/>
-    <w:lsdException w:name="Medium Grid 2 Accent 2" w:semiHidden="0" w:uiPriority="68" w:unhideWhenUsed="0"/>
-    <w:lsdException w:name="Medium Grid 3 Accent 2" w:semiHidden="0" w:uiPriority="69" w:unhideWhenUsed="0"/>
-    <w:lsdException w:name="Dark List Accent 2" w:semiHidden="0" w:uiPriority="70" w:unhideWhenUsed="0"/>
-    <w:lsdException w:name="Colorful Shading Accent 2" w:semiHidden="0" w:uiPriority="71" w:unhideWhenUsed="0"/>
-    <w:lsdException w:name="Colorful List Accent 2" w:semiHidden="0" w:uiPriority="72" w:unhideWhenUsed="0"/>
-    <w:lsdException w:name="Colorful Grid Accent 2" w:semiHidden="0" w:uiPriority="73" w:unhideWhenUsed="0"/>
-    <w:lsdException w:name="Light Shading Accent 3" w:semiHidden="0" w:uiPriority="60" w:unhideWhenUsed="0"/>
-    <w:lsdException w:name="Light List Accent 3" w:semiHidden="0" w:uiPriority="61" w:unhideWhenUsed="0"/>
-    <w:lsdException w:name="Light Grid Accent 3" w:semiHidden="0" w:uiPriority="62" w:unhideWhenUsed="0"/>
-    <w:lsdException w:name="Medium Shading 1 Accent 3" w:semiHidden="0" w:uiPriority="63" w:unhideWhenUsed="0"/>
-    <w:lsdException w:name="Medium Shading 2 Accent 3" w:semiHidden="0" w:uiPriority="64" w:unhideWhenUsed="0"/>
-    <w:lsdException w:name="Medium List 1 Accent 3" w:semiHidden="0" w:uiPriority="65" w:unhideWhenUsed="0"/>
-    <w:lsdException w:name="Medium List 2 Accent 3" w:semiHidden="0" w:uiPriority="66" w:unhideWhenUsed="0"/>
-    <w:lsdException w:name="Medium Grid 1 Accent 3" w:semiHidden="0" w:uiPriority="67" w:unhideWhenUsed="0"/>
-    <w:lsdException w:name="Medium Grid 2 Accent 3" w:semiHidden="0" w:uiPriority="68" w:unhideWhenUsed="0"/>
-    <w:lsdException w:name="Medium Grid 3 Accent 3" w:semiHidden="0" w:uiPriority="69" w:unhideWhenUsed="0"/>
-    <w:lsdException w:name="Dark List Accent 3" w:semiHidden="0" w:uiPriority="70" w:unhideWhenUsed="0"/>
-    <w:lsdException w:name="Colorful Shading Accent 3" w:semiHidden="0" w:uiPriority="71" w:unhideWhenUsed="0"/>
-    <w:lsdException w:name="Colorful List Accent 3" w:semiHidden="0" w:uiPriority="72" w:unhideWhenUsed="0"/>
-    <w:lsdException w:name="Colorful Grid Accent 3" w:semiHidden="0" w:uiPriority="73" w:unhideWhenUsed="0"/>
-    <w:lsdException w:name="Light Shading Accent 4" w:semiHidden="0" w:uiPriority="60" w:unhideWhenUsed="0"/>
-    <w:lsdException w:name="Light List Accent 4" w:semiHidden="0" w:uiPriority="61" w:unhideWhenUsed="0"/>
-    <w:lsdException w:name="Light Grid Accent 4" w:semiHidden="0" w:uiPriority="62" w:unhideWhenUsed="0"/>
-    <w:lsdException w:name="Medium Shading 1 Accent 4" w:semiHidden="0" w:uiPriority="63" w:unhideWhenUsed="0"/>
-    <w:lsdException w:name="Medium Shading 2 Accent 4" w:semiHidden="0" w:uiPriority="64" w:unhideWhenUsed="0"/>
-    <w:lsdException w:name="Medium List 1 Accent 4" w:semiHidden="0" w:uiPriority="65" w:unhideWhenUsed="0"/>
-    <w:lsdException w:name="Medium List 2 Accent 4" w:semiHidden="0" w:uiPriority="66" w:unhideWhenUsed="0"/>
-    <w:lsdException w:name="Medium Grid 1 Accent 4" w:semiHidden="0" w:uiPriority="67" w:unhideWhenUsed="0"/>
-    <w:lsdException w:name="Medium Grid 2 Accent 4" w:semiHidden="0" w:uiPriority="68" w:unhideWhenUsed="0"/>
-    <w:lsdException w:name="Medium Grid 3 Accent 4" w:semiHidden="0" w:uiPriority="69" w:unhideWhenUsed="0"/>
-    <w:lsdException w:name="Dark List Accent 4" w:semiHidden="0" w:uiPriority="70" w:unhideWhenUsed="0"/>
-    <w:lsdException w:name="Colorful Shading Accent 4" w:semiHidden="0" w:uiPriority="71" w:unhideWhenUsed="0"/>
-    <w:lsdException w:name="Colorful List Accent 4" w:semiHidden="0" w:uiPriority="72" w:unhideWhenUsed="0"/>
-    <w:lsdException w:name="Colorful Grid Accent 4" w:semiHidden="0" w:uiPriority="73" w:unhideWhenUsed="0"/>
-    <w:lsdException w:name="Light Shading Accent 5" w:semiHidden="0" w:uiPriority="60" w:unhideWhenUsed="0"/>
-    <w:lsdException w:name="Light List Accent 5" w:semiHidden="0" w:uiPriority="61" w:unhideWhenUsed="0"/>
-    <w:lsdException w:name="Light Grid Accent 5" w:semiHidden="0" w:uiPriority="62" w:unhideWhenUsed="0"/>
-    <w:lsdException w:name="Medium Shading 1 Accent 5" w:semiHidden="0" w:uiPriority="63" w:unhideWhenUsed="0"/>
-    <w:lsdException w:name="Medium Shading 2 Accent 5" w:semiHidden="0" w:uiPriority="64" w:unhideWhenUsed="0"/>
-    <w:lsdException w:name="Medium List 1 Accent 5" w:semiHidden="0" w:uiPriority="65" w:unhideWhenUsed="0"/>
-    <w:lsdException w:name="Medium List 2 Accent 5" w:semiHidden="0" w:uiPriority="66" w:unhideWhenUsed="0"/>
-    <w:lsdException w:name="Medium Grid 1 Accent 5" w:semiHidden="0" w:uiPriority="67" w:unhideWhenUsed="0"/>
-    <w:lsdException w:name="Medium Grid 2 Accent 5" w:semiHidden="0" w:uiPriority="68" w:unhideWhenUsed="0"/>
-    <w:lsdException w:name="Medium Grid 3 Accent 5" w:semiHidden="0" w:uiPriority="69" w:unhideWhenUsed="0"/>
-    <w:lsdException w:name="Dark List Accent 5" w:semiHidden="0" w:uiPriority="70" w:unhideWhenUsed="0"/>
-    <w:lsdException w:name="Colorful Shading Accent 5" w:semiHidden="0" w:uiPriority="71" w:unhideWhenUsed="0"/>
-    <w:lsdException w:name="Colorful List Accent 5" w:semiHidden="0" w:uiPriority="72" w:unhideWhenUsed="0"/>
-    <w:lsdException w:name="Colorful Grid Accent 5" w:semiHidden="0" w:uiPriority="73" w:unhideWhenUsed="0"/>
-    <w:lsdException w:name="Light Shading Accent 6" w:semiHidden="0" w:uiPriority="60" w:unhideWhenUsed="0"/>
-    <w:lsdException w:name="Light List Accent 6" w:semiHidden="0" w:uiPriority="61" w:unhideWhenUsed="0"/>
-    <w:lsdException w:name="Light Grid Accent 6" w:semiHidden="0" w:uiPriority="62" w:unhideWhenUsed="0"/>
-    <w:lsdException w:name="Medium Shading 1 Accent 6" w:semiHidden="0" w:uiPriority="63" w:unhideWhenUsed="0"/>
-    <w:lsdException w:name="Medium Shading 2 Accent 6" w:semiHidden="0" w:uiPriority="64" w:unhideWhenUsed="0"/>
-    <w:lsdException w:name="Medium List 1 Accent 6" w:semiHidden="0" w:uiPriority="65" w:unhideWhenUsed="0"/>
-    <w:lsdException w:name="Medium List 2 Accent 6" w:semiHidden="0" w:uiPriority="66" w:unhideWhenUsed="0"/>
-    <w:lsdException w:name="Medium Grid 1 Accent 6" w:semiHidden="0" w:uiPriority="67" w:unhideWhenUsed="0"/>
-    <w:lsdException w:name="Medium Grid 2 Accent 6" w:semiHidden="0" w:uiPriority="68" w:unhideWhenUsed="0"/>
-    <w:lsdException w:name="Medium Grid 3 Accent 6" w:semiHidden="0" w:uiPriority="69" w:unhideWhenUsed="0"/>
-    <w:lsdException w:name="Dark List Accent 6" w:semiHidden="0" w:uiPriority="70" w:unhideWhenUsed="0"/>
-    <w:lsdException w:name="Colorful Shading Accent 6" w:semiHidden="0" w:uiPriority="71" w:unhideWhenUsed="0"/>
-    <w:lsdException w:name="Colorful List Accent 6" w:semiHidden="0" w:uiPriority="72" w:unhideWhenUsed="0"/>
-    <w:lsdException w:name="Colorful Grid Accent 6" w:semiHidden="0" w:uiPriority="73" w:unhideWhenUsed="0"/>
-    <w:lsdException w:name="Subtle Emphasis" w:semiHidden="0" w:uiPriority="19" w:unhideWhenUsed="0" w:qFormat="1"/>
-    <w:lsdException w:name="Intense Emphasis" w:semiHidden="0" w:uiPriority="21" w:unhideWhenUsed="0" w:qFormat="1"/>
-    <w:lsdException w:name="Subtle Reference" w:semiHidden="0" w:uiPriority="31" w:unhideWhenUsed="0" w:qFormat="1"/>
-    <w:lsdException w:name="Intense Reference" w:semiHidden="0" w:uiPriority="32" w:unhideWhenUsed="0" w:qFormat="1"/>
-    <w:lsdException w:name="Book Title" w:semiHidden="0" w:uiPriority="33" w:unhideWhenUsed="0" w:qFormat="1"/>
-    <w:lsdException w:name="Bibliography" w:uiPriority="37"/>
-    <w:lsdException w:name="TOC Heading" w:uiPriority="39" w:qFormat="1"/>
+  <w:latentStyles w:defLockedState="0" w:defUIPriority="99" w:defSemiHidden="0" w:defUnhideWhenUsed="0" w:defQFormat="0" w:count="371">
+    <w:lsdException w:name="Normal" w:uiPriority="0" w:qFormat="1"/>
+    <w:lsdException w:name="heading 1" w:uiPriority="9" w:qFormat="1"/>
+    <w:lsdException w:name="heading 2" w:semiHidden="1" w:uiPriority="0" w:unhideWhenUsed="1" w:qFormat="1"/>
+    <w:lsdException w:name="heading 3" w:semiHidden="1" w:uiPriority="0" w:unhideWhenUsed="1" w:qFormat="1"/>
+    <w:lsdException w:name="heading 4" w:semiHidden="1" w:uiPriority="0" w:unhideWhenUsed="1" w:qFormat="1"/>
+    <w:lsdException w:name="heading 5" w:semiHidden="1" w:uiPriority="9" w:unhideWhenUsed="1" w:qFormat="1"/>
+    <w:lsdException w:name="heading 6" w:semiHidden="1" w:uiPriority="0" w:unhideWhenUsed="1" w:qFormat="1"/>
+    <w:lsdException w:name="heading 7" w:semiHidden="1" w:uiPriority="0" w:unhideWhenUsed="1" w:qFormat="1"/>
+    <w:lsdException w:name="heading 8" w:semiHidden="1" w:uiPriority="9" w:unhideWhenUsed="1" w:qFormat="1"/>
+    <w:lsdException w:name="heading 9" w:semiHidden="1" w:uiPriority="9" w:unhideWhenUsed="1" w:qFormat="1"/>
+    <w:lsdException w:name="index 1" w:semiHidden="1" w:unhideWhenUsed="1"/>
+    <w:lsdException w:name="index 2" w:semiHidden="1" w:unhideWhenUsed="1"/>
+    <w:lsdException w:name="index 3" w:semiHidden="1" w:unhideWhenUsed="1"/>
+    <w:lsdException w:name="index 4" w:semiHidden="1" w:unhideWhenUsed="1"/>
+    <w:lsdException w:name="index 5" w:semiHidden="1" w:unhideWhenUsed="1"/>
+    <w:lsdException w:name="index 6" w:semiHidden="1" w:unhideWhenUsed="1"/>
+    <w:lsdException w:name="index 7" w:semiHidden="1" w:unhideWhenUsed="1"/>
+    <w:lsdException w:name="index 8" w:semiHidden="1" w:unhideWhenUsed="1"/>
+    <w:lsdException w:name="index 9" w:semiHidden="1" w:unhideWhenUsed="1"/>
+    <w:lsdException w:name="toc 1" w:semiHidden="1" w:uiPriority="39" w:unhideWhenUsed="1"/>
+    <w:lsdException w:name="toc 2" w:semiHidden="1" w:uiPriority="39" w:unhideWhenUsed="1"/>
+    <w:lsdException w:name="toc 3" w:semiHidden="1" w:uiPriority="39" w:unhideWhenUsed="1"/>
+    <w:lsdException w:name="toc 4" w:semiHidden="1" w:uiPriority="39" w:unhideWhenUsed="1"/>
+    <w:lsdException w:name="toc 5" w:semiHidden="1" w:uiPriority="39" w:unhideWhenUsed="1"/>
+    <w:lsdException w:name="toc 6" w:semiHidden="1" w:uiPriority="39" w:unhideWhenUsed="1"/>
+    <w:lsdException w:name="toc 7" w:semiHidden="1" w:uiPriority="39" w:unhideWhenUsed="1"/>
+    <w:lsdException w:name="toc 8" w:semiHidden="1" w:uiPriority="39" w:unhideWhenUsed="1"/>
+    <w:lsdException w:name="toc 9" w:semiHidden="1" w:uiPriority="39" w:unhideWhenUsed="1"/>
+    <w:lsdException w:name="Normal Indent" w:semiHidden="1" w:unhideWhenUsed="1"/>
+    <w:lsdException w:name="footnote text" w:semiHidden="1" w:unhideWhenUsed="1"/>
+    <w:lsdException w:name="annotation text" w:semiHidden="1" w:unhideWhenUsed="1"/>
+    <w:lsdException w:name="header" w:semiHidden="1" w:unhideWhenUsed="1"/>
+    <w:lsdException w:name="footer" w:semiHidden="1" w:unhideWhenUsed="1"/>
+    <w:lsdException w:name="index heading" w:semiHidden="1" w:unhideWhenUsed="1"/>
+    <w:lsdException w:name="caption" w:semiHidden="1" w:uiPriority="35" w:unhideWhenUsed="1" w:qFormat="1"/>
+    <w:lsdException w:name="table of figures" w:semiHidden="1" w:unhideWhenUsed="1"/>
+    <w:lsdException w:name="envelope address" w:semiHidden="1" w:unhideWhenUsed="1"/>
+    <w:lsdException w:name="envelope return" w:semiHidden="1" w:unhideWhenUsed="1"/>
+    <w:lsdException w:name="footnote reference" w:semiHidden="1" w:unhideWhenUsed="1"/>
+    <w:lsdException w:name="annotation reference" w:semiHidden="1" w:unhideWhenUsed="1"/>
+    <w:lsdException w:name="line number" w:semiHidden="1" w:unhideWhenUsed="1"/>
+    <w:lsdException w:name="page number" w:semiHidden="1" w:unhideWhenUsed="1"/>
+    <w:lsdException w:name="endnote reference" w:semiHidden="1" w:unhideWhenUsed="1"/>
+    <w:lsdException w:name="endnote text" w:semiHidden="1" w:unhideWhenUsed="1"/>
+    <w:lsdException w:name="table of authorities" w:semiHidden="1" w:unhideWhenUsed="1"/>
+    <w:lsdException w:name="macro" w:semiHidden="1" w:unhideWhenUsed="1"/>
+    <w:lsdException w:name="toa heading" w:semiHidden="1" w:unhideWhenUsed="1"/>
+    <w:lsdException w:name="List" w:semiHidden="1" w:unhideWhenUsed="1"/>
+    <w:lsdException w:name="List Bullet" w:semiHidden="1" w:unhideWhenUsed="1"/>
+    <w:lsdException w:name="List Number" w:semiHidden="1" w:unhideWhenUsed="1"/>
+    <w:lsdException w:name="List 2" w:semiHidden="1" w:unhideWhenUsed="1"/>
+    <w:lsdException w:name="List 3" w:semiHidden="1" w:unhideWhenUsed="1"/>
+    <w:lsdException w:name="List 4" w:semiHidden="1" w:unhideWhenUsed="1"/>
+    <w:lsdException w:name="List 5" w:semiHidden="1" w:unhideWhenUsed="1"/>
+    <w:lsdException w:name="List Bullet 2" w:semiHidden="1" w:unhideWhenUsed="1"/>
+    <w:lsdException w:name="List Bullet 3" w:semiHidden="1" w:unhideWhenUsed="1"/>
+    <w:lsdException w:name="List Bullet 4" w:semiHidden="1" w:unhideWhenUsed="1"/>
+    <w:lsdException w:name="List Bullet 5" w:semiHidden="1" w:unhideWhenUsed="1"/>
+    <w:lsdException w:name="List Number 2" w:semiHidden="1" w:unhideWhenUsed="1"/>
+    <w:lsdException w:name="List Number 3" w:semiHidden="1" w:unhideWhenUsed="1"/>
+    <w:lsdException w:name="List Number 4" w:semiHidden="1" w:unhideWhenUsed="1"/>
+    <w:lsdException w:name="List Number 5" w:semiHidden="1" w:unhideWhenUsed="1"/>
+    <w:lsdException w:name="Title" w:uiPriority="10" w:qFormat="1"/>
+    <w:lsdException w:name="Closing" w:semiHidden="1" w:unhideWhenUsed="1"/>
+    <w:lsdException w:name="Signature" w:semiHidden="1" w:unhideWhenUsed="1"/>
+    <w:lsdException w:name="Default Paragraph Font" w:semiHidden="1" w:uiPriority="1" w:unhideWhenUsed="1"/>
+    <w:lsdException w:name="Body Text" w:semiHidden="1" w:unhideWhenUsed="1"/>
+    <w:lsdException w:name="Body Text Indent" w:semiHidden="1" w:unhideWhenUsed="1"/>
+    <w:lsdException w:name="List Continue" w:semiHidden="1" w:unhideWhenUsed="1"/>
+    <w:lsdException w:name="List Continue 2" w:semiHidden="1" w:unhideWhenUsed="1"/>
+    <w:lsdException w:name="List Continue 3" w:semiHidden="1" w:unhideWhenUsed="1"/>
+    <w:lsdException w:name="List Continue 4" w:semiHidden="1" w:unhideWhenUsed="1"/>
+    <w:lsdException w:name="List Continue 5" w:semiHidden="1" w:unhideWhenUsed="1"/>
+    <w:lsdException w:name="Message Header" w:semiHidden="1" w:unhideWhenUsed="1"/>
+    <w:lsdException w:name="Subtitle" w:uiPriority="11" w:qFormat="1"/>
+    <w:lsdException w:name="Salutation" w:semiHidden="1" w:unhideWhenUsed="1"/>
+    <w:lsdException w:name="Date" w:semiHidden="1" w:unhideWhenUsed="1"/>
+    <w:lsdException w:name="Body Text First Indent" w:semiHidden="1" w:unhideWhenUsed="1"/>
+    <w:lsdException w:name="Body Text First Indent 2" w:semiHidden="1" w:unhideWhenUsed="1"/>
+    <w:lsdException w:name="Note Heading" w:semiHidden="1" w:unhideWhenUsed="1"/>
+    <w:lsdException w:name="Body Text 2" w:semiHidden="1" w:unhideWhenUsed="1"/>
+    <w:lsdException w:name="Body Text 3" w:semiHidden="1" w:unhideWhenUsed="1"/>
+    <w:lsdException w:name="Body Text Indent 2" w:semiHidden="1" w:unhideWhenUsed="1"/>
+    <w:lsdException w:name="Body Text Indent 3" w:semiHidden="1" w:unhideWhenUsed="1"/>
+    <w:lsdException w:name="Block Text" w:semiHidden="1" w:unhideWhenUsed="1"/>
+    <w:lsdException w:name="Hyperlink" w:semiHidden="1" w:unhideWhenUsed="1"/>
+    <w:lsdException w:name="FollowedHyperlink" w:semiHidden="1" w:unhideWhenUsed="1"/>
+    <w:lsdException w:name="Strong" w:uiPriority="22" w:qFormat="1"/>
+    <w:lsdException w:name="Emphasis" w:uiPriority="20" w:qFormat="1"/>
+    <w:lsdException w:name="Document Map" w:semiHidden="1" w:unhideWhenUsed="1"/>
+    <w:lsdException w:name="Plain Text" w:semiHidden="1" w:unhideWhenUsed="1"/>
+    <w:lsdException w:name="E-mail Signature" w:semiHidden="1" w:unhideWhenUsed="1"/>
+    <w:lsdException w:name="HTML Top of Form" w:semiHidden="1" w:unhideWhenUsed="1"/>
+    <w:lsdException w:name="HTML Bottom of Form" w:semiHidden="1" w:unhideWhenUsed="1"/>
+    <w:lsdException w:name="Normal (Web)" w:semiHidden="1" w:unhideWhenUsed="1"/>
+    <w:lsdException w:name="HTML Acronym" w:semiHidden="1" w:unhideWhenUsed="1"/>
+    <w:lsdException w:name="HTML Address" w:semiHidden="1" w:unhideWhenUsed="1"/>
+    <w:lsdException w:name="HTML Cite" w:semiHidden="1" w:unhideWhenUsed="1"/>
+    <w:lsdException w:name="HTML Code" w:semiHidden="1" w:unhideWhenUsed="1"/>
+    <w:lsdException w:name="HTML Definition" w:semiHidden="1" w:unhideWhenUsed="1"/>
+    <w:lsdException w:name="HTML Keyboard" w:semiHidden="1" w:unhideWhenUsed="1"/>
+    <w:lsdException w:name="HTML Preformatted" w:semiHidden="1" w:unhideWhenUsed="1"/>
+    <w:lsdException w:name="HTML Sample" w:semiHidden="1" w:unhideWhenUsed="1"/>
+    <w:lsdException w:name="HTML Typewriter" w:semiHidden="1" w:unhideWhenUsed="1"/>
+    <w:lsdException w:name="HTML Variable" w:semiHidden="1" w:unhideWhenUsed="1"/>
+    <w:lsdException w:name="Normal Table" w:semiHidden="1" w:unhideWhenUsed="1"/>
+    <w:lsdException w:name="annotation subject" w:semiHidden="1" w:unhideWhenUsed="1"/>
+    <w:lsdException w:name="No List" w:semiHidden="1" w:unhideWhenUsed="1"/>
+    <w:lsdException w:name="Outline List 1" w:semiHidden="1" w:unhideWhenUsed="1"/>
+    <w:lsdException w:name="Outline List 2" w:semiHidden="1" w:unhideWhenUsed="1"/>
+    <w:lsdException w:name="Outline List 3" w:semiHidden="1" w:unhideWhenUsed="1"/>
+    <w:lsdException w:name="Table Simple 1" w:semiHidden="1" w:unhideWhenUsed="1"/>
+    <w:lsdException w:name="Table Simple 2" w:semiHidden="1" w:unhideWhenUsed="1"/>
+    <w:lsdException w:name="Table Simple 3" w:semiHidden="1" w:unhideWhenUsed="1"/>
+    <w:lsdException w:name="Table Classic 1" w:semiHidden="1" w:unhideWhenUsed="1"/>
+    <w:lsdException w:name="Table Classic 2" w:semiHidden="1" w:unhideWhenUsed="1"/>
+    <w:lsdException w:name="Table Classic 3" w:semiHidden="1" w:unhideWhenUsed="1"/>
+    <w:lsdException w:name="Table Classic 4" w:semiHidden="1" w:unhideWhenUsed="1"/>
+    <w:lsdException w:name="Table Colorful 1" w:semiHidden="1" w:unhideWhenUsed="1"/>
+    <w:lsdException w:name="Table Colorful 2" w:semiHidden="1" w:unhideWhenUsed="1"/>
+    <w:lsdException w:name="Table Colorful 3" w:semiHidden="1" w:unhideWhenUsed="1"/>
+    <w:lsdException w:name="Table Columns 1" w:semiHidden="1" w:unhideWhenUsed="1"/>
+    <w:lsdException w:name="Table Columns 2" w:semiHidden="1" w:unhideWhenUsed="1"/>
+    <w:lsdException w:name="Table Columns 3" w:semiHidden="1" w:unhideWhenUsed="1"/>
+    <w:lsdException w:name="Table Columns 4" w:semiHidden="1" w:unhideWhenUsed="1"/>
+    <w:lsdException w:name="Table Columns 5" w:semiHidden="1" w:unhideWhenUsed="1"/>
+    <w:lsdException w:name="Table Grid 1" w:semiHidden="1" w:unhideWhenUsed="1"/>
+    <w:lsdException w:name="Table Grid 2" w:semiHidden="1" w:unhideWhenUsed="1"/>
+    <w:lsdException w:name="Table Grid 3" w:semiHidden="1" w:unhideWhenUsed="1"/>
+    <w:lsdException w:name="Table Grid 4" w:semiHidden="1" w:unhideWhenUsed="1"/>
+    <w:lsdException w:name="Table Grid 5" w:semiHidden="1" w:unhideWhenUsed="1"/>
+    <w:lsdException w:name="Table Grid 6" w:semiHidden="1" w:unhideWhenUsed="1"/>
+    <w:lsdException w:name="Table Grid 7" w:semiHidden="1" w:unhideWhenUsed="1"/>
+    <w:lsdException w:name="Table Grid 8" w:semiHidden="1" w:unhideWhenUsed="1"/>
+    <w:lsdException w:name="Table List 1" w:semiHidden="1" w:unhideWhenUsed="1"/>
+    <w:lsdException w:name="Table List 2" w:semiHidden="1" w:unhideWhenUsed="1"/>
+    <w:lsdException w:name="Table List 3" w:semiHidden="1" w:unhideWhenUsed="1"/>
+    <w:lsdException w:name="Table List 4" w:semiHidden="1" w:unhideWhenUsed="1"/>
+    <w:lsdException w:name="Table List 5" w:semiHidden="1" w:unhideWhenUsed="1"/>
+    <w:lsdException w:name="Table List 6" w:semiHidden="1" w:unhideWhenUsed="1"/>
+    <w:lsdException w:name="Table List 7" w:semiHidden="1" w:unhideWhenUsed="1"/>
+    <w:lsdException w:name="Table List 8" w:semiHidden="1" w:unhideWhenUsed="1"/>
+    <w:lsdException w:name="Table 3D effects 1" w:semiHidden="1" w:unhideWhenUsed="1"/>
+    <w:lsdException w:name="Table 3D effects 2" w:semiHidden="1" w:unhideWhenUsed="1"/>
+    <w:lsdException w:name="Table 3D effects 3" w:semiHidden="1" w:unhideWhenUsed="1"/>
+    <w:lsdException w:name="Table Contemporary" w:semiHidden="1" w:unhideWhenUsed="1"/>
+    <w:lsdException w:name="Table Elegant" w:semiHidden="1" w:unhideWhenUsed="1"/>
+    <w:lsdException w:name="Table Professional" w:semiHidden="1" w:unhideWhenUsed="1"/>
+    <w:lsdException w:name="Table Subtle 1" w:semiHidden="1" w:unhideWhenUsed="1"/>
+    <w:lsdException w:name="Table Subtle 2" w:semiHidden="1" w:unhideWhenUsed="1"/>
+    <w:lsdException w:name="Table Web 1" w:semiHidden="1" w:unhideWhenUsed="1"/>
+    <w:lsdException w:name="Table Web 2" w:semiHidden="1" w:unhideWhenUsed="1"/>
+    <w:lsdException w:name="Table Web 3" w:semiHidden="1" w:unhideWhenUsed="1"/>
+    <w:lsdException w:name="Balloon Text" w:semiHidden="1" w:unhideWhenUsed="1"/>
+    <w:lsdException w:name="Table Grid" w:uiPriority="59"/>
+    <w:lsdException w:name="Table Theme" w:semiHidden="1" w:unhideWhenUsed="1"/>
+    <w:lsdException w:name="Placeholder Text" w:semiHidden="1"/>
+    <w:lsdException w:name="No Spacing" w:uiPriority="1" w:qFormat="1"/>
+    <w:lsdException w:name="Light Shading" w:uiPriority="60"/>
+    <w:lsdException w:name="Light List" w:uiPriority="61"/>
+    <w:lsdException w:name="Light Grid" w:uiPriority="62"/>
+    <w:lsdException w:name="Medium Shading 1" w:uiPriority="63"/>
+    <w:lsdException w:name="Medium Shading 2" w:uiPriority="64"/>
+    <w:lsdException w:name="Medium List 1" w:uiPriority="65"/>
+    <w:lsdException w:name="Medium List 2" w:uiPriority="66"/>
+    <w:lsdException w:name="Medium Grid 1" w:uiPriority="67"/>
+    <w:lsdException w:name="Medium Grid 2" w:uiPriority="68"/>
+    <w:lsdException w:name="Medium Grid 3" w:uiPriority="69"/>
+    <w:lsdException w:name="Dark List" w:uiPriority="70"/>
+    <w:lsdException w:name="Colorful Shading" w:uiPriority="71"/>
+    <w:lsdException w:name="Colorful List" w:uiPriority="72"/>
+    <w:lsdException w:name="Colorful Grid" w:uiPriority="73"/>
+    <w:lsdException w:name="Light Shading Accent 1" w:uiPriority="60"/>
+    <w:lsdException w:name="Light List Accent 1" w:uiPriority="61"/>
+    <w:lsdException w:name="Light Grid Accent 1" w:uiPriority="62"/>
+    <w:lsdException w:name="Medium Shading 1 Accent 1" w:uiPriority="63"/>
+    <w:lsdException w:name="Medium Shading 2 Accent 1" w:uiPriority="64"/>
+    <w:lsdException w:name="Medium List 1 Accent 1" w:uiPriority="65"/>
+    <w:lsdException w:name="Revision" w:semiHidden="1"/>
+    <w:lsdException w:name="List Paragraph" w:uiPriority="34" w:qFormat="1"/>
+    <w:lsdException w:name="Quote" w:uiPriority="29" w:qFormat="1"/>
+    <w:lsdException w:name="Intense Quote" w:uiPriority="30" w:qFormat="1"/>
+    <w:lsdException w:name="Medium List 2 Accent 1" w:uiPriority="66"/>
+    <w:lsdException w:name="Medium Grid 1 Accent 1" w:uiPriority="67"/>
+    <w:lsdException w:name="Medium Grid 2 Accent 1" w:uiPriority="68"/>
+    <w:lsdException w:name="Medium Grid 3 Accent 1" w:uiPriority="69"/>
+    <w:lsdException w:name="Dark List Accent 1" w:uiPriority="70"/>
+    <w:lsdException w:name="Colorful Shading Accent 1" w:uiPriority="71"/>
+    <w:lsdException w:name="Colorful List Accent 1" w:uiPriority="72"/>
+    <w:lsdException w:name="Colorful Grid Accent 1" w:uiPriority="73"/>
+    <w:lsdException w:name="Light Shading Accent 2" w:uiPriority="60"/>
+    <w:lsdException w:name="Light List Accent 2" w:uiPriority="61"/>
+    <w:lsdException w:name="Light Grid Accent 2" w:uiPriority="62"/>
+    <w:lsdException w:name="Medium Shading 1 Accent 2" w:uiPriority="63"/>
+    <w:lsdException w:name="Medium Shading 2 Accent 2" w:uiPriority="64"/>
+    <w:lsdException w:name="Medium List 1 Accent 2" w:uiPriority="65"/>
+    <w:lsdException w:name="Medium List 2 Accent 2" w:uiPriority="66"/>
+    <w:lsdException w:name="Medium Grid 1 Accent 2" w:uiPriority="67"/>
+    <w:lsdException w:name="Medium Grid 2 Accent 2" w:uiPriority="68"/>
+    <w:lsdException w:name="Medium Grid 3 Accent 2" w:uiPriority="69"/>
+    <w:lsdException w:name="Dark List Accent 2" w:uiPriority="70"/>
+    <w:lsdException w:name="Colorful Shading Accent 2" w:uiPriority="71"/>
+    <w:lsdException w:name="Colorful List Accent 2" w:uiPriority="72"/>
+    <w:lsdException w:name="Colorful Grid Accent 2" w:uiPriority="73"/>
+    <w:lsdException w:name="Light Shading Accent 3" w:uiPriority="60"/>
+    <w:lsdException w:name="Light List Accent 3" w:uiPriority="61"/>
+    <w:lsdException w:name="Light Grid Accent 3" w:uiPriority="62"/>
+    <w:lsdException w:name="Medium Shading 1 Accent 3" w:uiPriority="63"/>
+    <w:lsdException w:name="Medium Shading 2 Accent 3" w:uiPriority="64"/>
+    <w:lsdException w:name="Medium List 1 Accent 3" w:uiPriority="65"/>
+    <w:lsdException w:name="Medium List 2 Accent 3" w:uiPriority="66"/>
+    <w:lsdException w:name="Medium Grid 1 Accent 3" w:uiPriority="67"/>
+    <w:lsdException w:name="Medium Grid 2 Accent 3" w:uiPriority="68"/>
+    <w:lsdException w:name="Medium Grid 3 Accent 3" w:uiPriority="69"/>
+    <w:lsdException w:name="Dark List Accent 3" w:uiPriority="70"/>
+    <w:lsdException w:name="Colorful Shading Accent 3" w:uiPriority="71"/>
+    <w:lsdException w:name="Colorful List Accent 3" w:uiPriority="72"/>
+    <w:lsdException w:name="Colorful Grid Accent 3" w:uiPriority="73"/>
+    <w:lsdException w:name="Light Shading Accent 4" w:uiPriority="60"/>
+    <w:lsdException w:name="Light List Accent 4" w:uiPriority="61"/>
+    <w:lsdException w:name="Light Grid Accent 4" w:uiPriority="62"/>
+    <w:lsdException w:name="Medium Shading 1 Accent 4" w:uiPriority="63"/>
+    <w:lsdException w:name="Medium Shading 2 Accent 4" w:uiPriority="64"/>
+    <w:lsdException w:name="Medium List 1 Accent 4" w:uiPriority="65"/>
+    <w:lsdException w:name="Medium List 2 Accent 4" w:uiPriority="66"/>
+    <w:lsdException w:name="Medium Grid 1 Accent 4" w:uiPriority="67"/>
+    <w:lsdException w:name="Medium Grid 2 Accent 4" w:uiPriority="68"/>
+    <w:lsdException w:name="Medium Grid 3 Accent 4" w:uiPriority="69"/>
+    <w:lsdException w:name="Dark List Accent 4" w:uiPriority="70"/>
+    <w:lsdException w:name="Colorful Shading Accent 4" w:uiPriority="71"/>
+    <w:lsdException w:name="Colorful List Accent 4" w:uiPriority="72"/>
+    <w:lsdException w:name="Colorful Grid Accent 4" w:uiPriority="73"/>
+    <w:lsdException w:name="Light Shading Accent 5" w:uiPriority="60"/>
+    <w:lsdException w:name="Light List Accent 5" w:uiPriority="61"/>
+    <w:lsdException w:name="Light Grid Accent 5" w:uiPriority="62"/>
+    <w:lsdException w:name="Medium Shading 1 Accent 5" w:uiPriority="63"/>
+    <w:lsdException w:name="Medium Shading 2 Accent 5" w:uiPriority="64"/>
+    <w:lsdException w:name="Medium List 1 Accent 5" w:uiPriority="65"/>
+    <w:lsdException w:name="Medium List 2 Accent 5" w:uiPriority="66"/>
+    <w:lsdException w:name="Medium Grid 1 Accent 5" w:uiPriority="67"/>
+    <w:lsdException w:name="Medium Grid 2 Accent 5" w:uiPriority="68"/>
+    <w:lsdException w:name="Medium Grid 3 Accent 5" w:uiPriority="69"/>
+    <w:lsdException w:name="Dark List Accent 5" w:uiPriority="70"/>
+    <w:lsdException w:name="Colorful Shading Accent 5" w:uiPriority="71"/>
+    <w:lsdException w:name="Colorful List Accent 5" w:uiPriority="72"/>
+    <w:lsdException w:name="Colorful Grid Accent 5" w:uiPriority="73"/>
+    <w:lsdException w:name="Light Shading Accent 6" w:uiPriority="60"/>
+    <w:lsdException w:name="Light List Accent 6" w:uiPriority="61"/>
+    <w:lsdException w:name="Light Grid Accent 6" w:uiPriority="62"/>
+    <w:lsdException w:name="Medium Shading 1 Accent 6" w:uiPriority="63"/>
+    <w:lsdException w:name="Medium Shading 2 Accent 6" w:uiPriority="64"/>
+    <w:lsdException w:name="Medium List 1 Accent 6" w:uiPriority="65"/>
+    <w:lsdException w:name="Medium List 2 Accent 6" w:uiPriority="66"/>
+    <w:lsdException w:name="Medium Grid 1 Accent 6" w:uiPriority="67"/>
+    <w:lsdException w:name="Medium Grid 2 Accent 6" w:uiPriority="68"/>
+    <w:lsdException w:name="Medium Grid 3 Accent 6" w:uiPriority="69"/>
+    <w:lsdException w:name="Dark List Accent 6" w:uiPriority="70"/>
+    <w:lsdException w:name="Colorful Shading Accent 6" w:uiPriority="71"/>
+    <w:lsdException w:name="Colorful List Accent 6" w:uiPriority="72"/>
+    <w:lsdException w:name="Colorful Grid Accent 6" w:uiPriority="73"/>
+    <w:lsdException w:name="Subtle Emphasis" w:uiPriority="19" w:qFormat="1"/>
+    <w:lsdException w:name="Intense Emphasis" w:uiPriority="21" w:qFormat="1"/>
+    <w:lsdException w:name="Subtle Reference" w:uiPriority="31" w:qFormat="1"/>
+    <w:lsdException w:name="Intense Reference" w:uiPriority="32" w:qFormat="1"/>
+    <w:lsdException w:name="Book Title" w:uiPriority="33" w:qFormat="1"/>
+    <w:lsdException w:name="Bibliography" w:semiHidden="1" w:uiPriority="37" w:unhideWhenUsed="1"/>
+    <w:lsdException w:name="TOC Heading" w:semiHidden="1" w:uiPriority="39" w:unhideWhenUsed="1" w:qFormat="1"/>
+    <w:lsdException w:name="Plain Table 1" w:uiPriority="41"/>
+    <w:lsdException w:name="Plain Table 2" w:uiPriority="42"/>
+    <w:lsdException w:name="Plain Table 3" w:uiPriority="43"/>
+    <w:lsdException w:name="Plain Table 4" w:uiPriority="44"/>
+    <w:lsdException w:name="Plain Table 5" w:uiPriority="45"/>
+    <w:lsdException w:name="Grid Table Light" w:uiPriority="40"/>
+    <w:lsdException w:name="Grid Table 1 Light" w:uiPriority="46"/>
+    <w:lsdException w:name="Grid Table 2" w:uiPriority="47"/>
+    <w:lsdException w:name="Grid Table 3" w:uiPriority="48"/>
+    <w:lsdException w:name="Grid Table 4" w:uiPriority="49"/>
+    <w:lsdException w:name="Grid Table 5 Dark" w:uiPriority="50"/>
+    <w:lsdException w:name="Grid Table 6 Colorful" w:uiPriority="51"/>
+    <w:lsdException w:name="Grid Table 7 Colorful" w:uiPriority="52"/>
+    <w:lsdException w:name="Grid Table 1 Light Accent 1" w:uiPriority="46"/>
+    <w:lsdException w:name="Grid Table 2 Accent 1" w:uiPriority="47"/>
+    <w:lsdException w:name="Grid Table 3 Accent 1" w:uiPriority="48"/>
+    <w:lsdException w:name="Grid Table 4 Accent 1" w:uiPriority="49"/>
+    <w:lsdException w:name="Grid Table 5 Dark Accent 1" w:uiPriority="50"/>
+    <w:lsdException w:name="Grid Table 6 Colorful Accent 1" w:uiPriority="51"/>
+    <w:lsdException w:name="Grid Table 7 Colorful Accent 1" w:uiPriority="52"/>
+    <w:lsdException w:name="Grid Table 1 Light Accent 2" w:uiPriority="46"/>
+    <w:lsdException w:name="Grid Table 2 Accent 2" w:uiPriority="47"/>
+    <w:lsdException w:name="Grid Table 3 Accent 2" w:uiPriority="48"/>
+    <w:lsdException w:name="Grid Table 4 Accent 2" w:uiPriority="49"/>
+    <w:lsdException w:name="Grid Table 5 Dark Accent 2" w:uiPriority="50"/>
+    <w:lsdException w:name="Grid Table 6 Colorful Accent 2" w:uiPriority="51"/>
+    <w:lsdException w:name="Grid Table 7 Colorful Accent 2" w:uiPriority="52"/>
+    <w:lsdException w:name="Grid Table 1 Light Accent 3" w:uiPriority="46"/>
+    <w:lsdException w:name="Grid Table 2 Accent 3" w:uiPriority="47"/>
+    <w:lsdException w:name="Grid Table 3 Accent 3" w:uiPriority="48"/>
+    <w:lsdException w:name="Grid Table 4 Accent 3" w:uiPriority="49"/>
+    <w:lsdException w:name="Grid Table 5 Dark Accent 3" w:uiPriority="50"/>
+    <w:lsdException w:name="Grid Table 6 Colorful Accent 3" w:uiPriority="51"/>
+    <w:lsdException w:name="Grid Table 7 Colorful Accent 3" w:uiPriority="52"/>
+    <w:lsdException w:name="Grid Table 1 Light Accent 4" w:uiPriority="46"/>
+    <w:lsdException w:name="Grid Table 2 Accent 4" w:uiPriority="47"/>
+    <w:lsdException w:name="Grid Table 3 Accent 4" w:uiPriority="48"/>
+    <w:lsdException w:name="Grid Table 4 Accent 4" w:uiPriority="49"/>
+    <w:lsdException w:name="Grid Table 5 Dark Accent 4" w:uiPriority="50"/>
+    <w:lsdException w:name="Grid Table 6 Colorful Accent 4" w:uiPriority="51"/>
+    <w:lsdException w:name="Grid Table 7 Colorful Accent 4" w:uiPriority="52"/>
+    <w:lsdException w:name="Grid Table 1 Light Accent 5" w:uiPriority="46"/>
+    <w:lsdException w:name="Grid Table 2 Accent 5" w:uiPriority="47"/>
+    <w:lsdException w:name="Grid Table 3 Accent 5" w:uiPriority="48"/>
+    <w:lsdException w:name="Grid Table 4 Accent 5" w:uiPriority="49"/>
+    <w:lsdException w:name="Grid Table 5 Dark Accent 5" w:uiPriority="50"/>
+    <w:lsdException w:name="Grid Table 6 Colorful Accent 5" w:uiPriority="51"/>
+    <w:lsdException w:name="Grid Table 7 Colorful Accent 5" w:uiPriority="52"/>
+    <w:lsdException w:name="Grid Table 1 Light Accent 6" w:uiPriority="46"/>
+    <w:lsdException w:name="Grid Table 2 Accent 6" w:uiPriority="47"/>
+    <w:lsdException w:name="Grid Table 3 Accent 6" w:uiPriority="48"/>
+    <w:lsdException w:name="Grid Table 4 Accent 6" w:uiPriority="49"/>
+    <w:lsdException w:name="Grid Table 5 Dark Accent 6" w:uiPriority="50"/>
+    <w:lsdException w:name="Grid Table 6 Colorful Accent 6" w:uiPriority="51"/>
+    <w:lsdException w:name="Grid Table 7 Colorful Accent 6" w:uiPriority="52"/>
+    <w:lsdException w:name="List Table 1 Light" w:uiPriority="46"/>
+    <w:lsdException w:name="List Table 2" w:uiPriority="47"/>
+    <w:lsdException w:name="List Table 3" w:uiPriority="48"/>
+    <w:lsdException w:name="List Table 4" w:uiPriority="49"/>
+    <w:lsdException w:name="List Table 5 Dark" w:uiPriority="50"/>
+    <w:lsdException w:name="List Table 6 Colorful" w:uiPriority="51"/>
+    <w:lsdException w:name="List Table 7 Colorful" w:uiPriority="52"/>
+    <w:lsdException w:name="List Table 1 Light Accent 1" w:uiPriority="46"/>
+    <w:lsdException w:name="List Table 2 Accent 1" w:uiPriority="47"/>
+    <w:lsdException w:name="List Table 3 Accent 1" w:uiPriority="48"/>
+    <w:lsdException w:name="List Table 4 Accent 1" w:uiPriority="49"/>
+    <w:lsdException w:name="List Table 5 Dark Accent 1" w:uiPriority="50"/>
+    <w:lsdException w:name="List Table 6 Colorful Accent 1" w:uiPriority="51"/>
+    <w:lsdException w:name="List Table 7 Colorful Accent 1" w:uiPriority="52"/>
+    <w:lsdException w:name="List Table 1 Light Accent 2" w:uiPriority="46"/>
+    <w:lsdException w:name="List Table 2 Accent 2" w:uiPriority="47"/>
+    <w:lsdException w:name="List Table 3 Accent 2" w:uiPriority="48"/>
+    <w:lsdException w:name="List Table 4 Accent 2" w:uiPriority="49"/>
+    <w:lsdException w:name="List Table 5 Dark Accent 2" w:uiPriority="50"/>
+    <w:lsdException w:name="List Table 6 Colorful Accent 2" w:uiPriority="51"/>
+    <w:lsdException w:name="List Table 7 Colorful Accent 2" w:uiPriority="52"/>
+    <w:lsdException w:name="List Table 1 Light Accent 3" w:uiPriority="46"/>
+    <w:lsdException w:name="List Table 2 Accent 3" w:uiPriority="47"/>
+    <w:lsdException w:name="List Table 3 Accent 3" w:uiPriority="48"/>
+    <w:lsdException w:name="List Table 4 Accent 3" w:uiPriority="49"/>
+    <w:lsdException w:name="List Table 5 Dark Accent 3" w:uiPriority="50"/>
+    <w:lsdException w:name="List Table 6 Colorful Accent 3" w:uiPriority="51"/>
+    <w:lsdException w:name="List Table 7 Colorful Accent 3" w:uiPriority="52"/>
+    <w:lsdException w:name="List Table 1 Light Accent 4" w:uiPriority="46"/>
+    <w:lsdException w:name="List Table 2 Accent 4" w:uiPriority="47"/>
+    <w:lsdException w:name="List Table 3 Accent 4" w:uiPriority="48"/>
+    <w:lsdException w:name="List Table 4 Accent 4" w:uiPriority="49"/>
+    <w:lsdException w:name="List Table 5 Dark Accent 4" w:uiPriority="50"/>
+    <w:lsdException w:name="List Table 6 Colorful Accent 4" w:uiPriority="51"/>
+    <w:lsdException w:name="List Table 7 Colorful Accent 4" w:uiPriority="52"/>
+    <w:lsdException w:name="List Table 1 Light Accent 5" w:uiPriority="46"/>
+    <w:lsdException w:name="List Table 2 Accent 5" w:uiPriority="47"/>
+    <w:lsdException w:name="List Table 3 Accent 5" w:uiPriority="48"/>
+    <w:lsdException w:name="List Table 4 Accent 5" w:uiPriority="49"/>
+    <w:lsdException w:name="List Table 5 Dark Accent 5" w:uiPriority="50"/>
+    <w:lsdException w:name="List Table 6 Colorful Accent 5" w:uiPriority="51"/>
+    <w:lsdException w:name="List Table 7 Colorful Accent 5" w:uiPriority="52"/>
+    <w:lsdException w:name="List Table 1 Light Accent 6" w:uiPriority="46"/>
+    <w:lsdException w:name="List Table 2 Accent 6" w:uiPriority="47"/>
+    <w:lsdException w:name="List Table 3 Accent 6" w:uiPriority="48"/>
+    <w:lsdException w:name="List Table 4 Accent 6" w:uiPriority="49"/>
+    <w:lsdException w:name="List Table 5 Dark Accent 6" w:uiPriority="50"/>
+    <w:lsdException w:name="List Table 6 Colorful Accent 6" w:uiPriority="51"/>
+    <w:lsdException w:name="List Table 7 Colorful Accent 6" w:uiPriority="52"/>
   </w:latentStyles>
   <w:style w:type="paragraph" w:default="1" w:styleId="a">
     <w:name w:val="Normal"/>
